--- a/DDS_Signal_Generator_结题报告_Zynq.docx
+++ b/DDS_Signal_Generator_结题报告_Zynq.docx
@@ -29,6 +29,60 @@
       <w:r>
         <w:rPr>
           <w:rFonts w:ascii="MicrosoftYaHei" w:eastAsia="MicrosoftYaHei" w:hAnsi="MicrosoftYaHei" w:cs="MicrosoftYaHei"/>
+        </w:rPr>
+        <w:fldChar w:fldCharType="separate"/>
+      </w:r>
+      <w:r>
+        <w:rPr>
+          <w:rFonts w:ascii="MicrosoftYaHei" w:eastAsia="MicrosoftYaHei" w:hAnsi="MicrosoftYaHei" w:cs="MicrosoftYaHei" w:hint="eastAsia"/>
+        </w:rPr>
+        <w:fldChar w:fldCharType="begin"/>
+      </w:r>
+      <w:r>
+        <w:rPr>
+          <w:rFonts w:ascii="MicrosoftYaHei" w:eastAsia="MicrosoftYaHei" w:hAnsi="MicrosoftYaHei" w:cs="MicrosoftYaHei" w:hint="eastAsia"/>
+        </w:rPr>
+        <w:instrText xml:space="preserve"> INCLUDEPICTURE  "http://www.cuit.edu.cn/images/1.png" \* MERGEFORMATINET </w:instrText>
+      </w:r>
+      <w:r>
+        <w:rPr>
+          <w:rFonts w:ascii="MicrosoftYaHei" w:eastAsia="MicrosoftYaHei" w:hAnsi="MicrosoftYaHei" w:cs="MicrosoftYaHei" w:hint="eastAsia"/>
+        </w:rPr>
+        <w:fldChar w:fldCharType="separate"/>
+      </w:r>
+      <w:r>
+        <w:rPr>
+          <w:rFonts w:ascii="MicrosoftYaHei" w:eastAsia="MicrosoftYaHei" w:hAnsi="MicrosoftYaHei" w:cs="MicrosoftYaHei" w:hint="eastAsia"/>
+        </w:rPr>
+        <w:fldChar w:fldCharType="begin"/>
+      </w:r>
+      <w:r>
+        <w:rPr>
+          <w:rFonts w:ascii="MicrosoftYaHei" w:eastAsia="MicrosoftYaHei" w:hAnsi="MicrosoftYaHei" w:cs="MicrosoftYaHei" w:hint="eastAsia"/>
+        </w:rPr>
+        <w:instrText xml:space="preserve"> INCLUDEPICTURE  "http://www.cuit.edu.cn/images/1.png" \* MERGEFORMATINET </w:instrText>
+      </w:r>
+      <w:r>
+        <w:rPr>
+          <w:rFonts w:ascii="MicrosoftYaHei" w:eastAsia="MicrosoftYaHei" w:hAnsi="MicrosoftYaHei" w:cs="MicrosoftYaHei" w:hint="eastAsia"/>
+        </w:rPr>
+        <w:fldChar w:fldCharType="separate"/>
+      </w:r>
+      <w:r>
+        <w:rPr>
+          <w:rFonts w:ascii="MicrosoftYaHei" w:eastAsia="MicrosoftYaHei" w:hAnsi="MicrosoftYaHei" w:cs="MicrosoftYaHei" w:hint="eastAsia"/>
+        </w:rPr>
+        <w:fldChar w:fldCharType="begin"/>
+      </w:r>
+      <w:r>
+        <w:rPr>
+          <w:rFonts w:ascii="MicrosoftYaHei" w:eastAsia="MicrosoftYaHei" w:hAnsi="MicrosoftYaHei" w:cs="MicrosoftYaHei" w:hint="eastAsia"/>
+        </w:rPr>
+        <w:instrText xml:space="preserve"> INCLUDEPICTURE  "http://www.cuit.edu.cn/images/1.png" \* MERGEFORMATINET </w:instrText>
+      </w:r>
+      <w:r>
+        <w:rPr>
+          <w:rFonts w:ascii="MicrosoftYaHei" w:eastAsia="MicrosoftYaHei" w:hAnsi="MicrosoftYaHei" w:cs="MicrosoftYaHei" w:hint="eastAsia"/>
         </w:rPr>
         <w:fldChar w:fldCharType="separate"/>
       </w:r>
@@ -128,10 +182,28 @@
             <v:path o:extrusionok="f" gradientshapeok="t" o:connecttype="rect"/>
             <o:lock v:ext="edit" aspectratio="t"/>
           </v:shapetype>
-          <v:shape id="_x0000_i1025" type="#_x0000_t75" alt="IMG_256" style="width:303pt;height:72.75pt">
-            <v:imagedata r:id="rId6" r:href="rId7"/>
+          <v:shape id="_x0000_i1025" type="#_x0000_t75" alt="IMG_256" style="width:303pt;height:72.6pt">
+            <v:imagedata r:id="rId8" r:href="rId9"/>
           </v:shape>
         </w:pict>
+      </w:r>
+      <w:r>
+        <w:rPr>
+          <w:rFonts w:ascii="MicrosoftYaHei" w:eastAsia="MicrosoftYaHei" w:hAnsi="MicrosoftYaHei" w:cs="MicrosoftYaHei" w:hint="eastAsia"/>
+        </w:rPr>
+        <w:fldChar w:fldCharType="end"/>
+      </w:r>
+      <w:r>
+        <w:rPr>
+          <w:rFonts w:ascii="MicrosoftYaHei" w:eastAsia="MicrosoftYaHei" w:hAnsi="MicrosoftYaHei" w:cs="MicrosoftYaHei" w:hint="eastAsia"/>
+        </w:rPr>
+        <w:fldChar w:fldCharType="end"/>
+      </w:r>
+      <w:r>
+        <w:rPr>
+          <w:rFonts w:ascii="MicrosoftYaHei" w:eastAsia="MicrosoftYaHei" w:hAnsi="MicrosoftYaHei" w:cs="MicrosoftYaHei" w:hint="eastAsia"/>
+        </w:rPr>
+        <w:fldChar w:fldCharType="end"/>
       </w:r>
       <w:r>
         <w:rPr>
@@ -320,7 +392,7 @@
             <w:pPr>
               <w:jc w:val="center"/>
               <w:rPr>
-                <w:rFonts w:ascii="楷体_GB2312" w:eastAsia="楷体_GB2312"/>
+                <w:rFonts w:ascii="宋体" w:eastAsia="宋体" w:hAnsi="宋体" w:hint="eastAsia"/>
                 <w:b/>
                 <w:sz w:val="28"/>
                 <w:szCs w:val="30"/>
@@ -329,22 +401,15 @@
             </w:pPr>
             <w:r>
               <w:rPr>
-                <w:rFonts w:hint="eastAsia"/>
+                <w:rFonts w:ascii="宋体" w:eastAsia="宋体" w:hAnsi="宋体" w:hint="eastAsia"/>
                 <w:sz w:val="28"/>
                 <w:lang w:eastAsia="zh-CN"/>
               </w:rPr>
-              <w:t>基于</w:t>
+              <w:t>基于S</w:t>
             </w:r>
             <w:r>
               <w:rPr>
-                <w:rFonts w:hint="eastAsia"/>
-                <w:sz w:val="28"/>
-                <w:lang w:eastAsia="zh-CN"/>
-              </w:rPr>
-              <w:t>S</w:t>
-            </w:r>
-            <w:r>
-              <w:rPr>
+                <w:rFonts w:ascii="宋体" w:eastAsia="宋体" w:hAnsi="宋体"/>
                 <w:sz w:val="28"/>
                 <w:lang w:eastAsia="zh-CN"/>
               </w:rPr>
@@ -352,7 +417,7 @@
             </w:r>
             <w:r>
               <w:rPr>
-                <w:rFonts w:hint="eastAsia"/>
+                <w:rFonts w:ascii="宋体" w:eastAsia="宋体" w:hAnsi="宋体" w:hint="eastAsia"/>
                 <w:sz w:val="28"/>
                 <w:lang w:eastAsia="zh-CN"/>
               </w:rPr>
@@ -654,7 +719,7 @@
               <w:spacing w:line="480" w:lineRule="exact"/>
               <w:jc w:val="center"/>
               <w:rPr>
-                <w:rFonts w:ascii="楷体_GB2312" w:eastAsia="楷体_GB2312"/>
+                <w:rFonts w:ascii="宋体" w:eastAsia="宋体" w:hAnsi="宋体" w:hint="eastAsia"/>
                 <w:b/>
                 <w:sz w:val="28"/>
                 <w:szCs w:val="30"/>
@@ -662,7 +727,7 @@
             </w:pPr>
             <w:r>
               <w:rPr>
-                <w:rFonts w:ascii="宋体" w:hAnsi="宋体" w:cs="宋体" w:hint="eastAsia"/>
+                <w:rFonts w:ascii="宋体" w:eastAsia="宋体" w:hAnsi="宋体" w:cs="宋体" w:hint="eastAsia"/>
                 <w:bCs/>
                 <w:sz w:val="28"/>
               </w:rPr>
@@ -684,7 +749,7 @@
               <w:spacing w:line="480" w:lineRule="exact"/>
               <w:jc w:val="center"/>
               <w:rPr>
-                <w:rFonts w:ascii="楷体_GB2312" w:eastAsia="楷体_GB2312"/>
+                <w:rFonts w:ascii="宋体" w:eastAsia="宋体" w:hAnsi="宋体" w:hint="eastAsia"/>
                 <w:b/>
                 <w:sz w:val="28"/>
                 <w:szCs w:val="30"/>
@@ -692,7 +757,7 @@
             </w:pPr>
             <w:r>
               <w:rPr>
-                <w:rFonts w:ascii="宋体" w:hAnsi="宋体" w:cs="宋体" w:hint="eastAsia"/>
+                <w:rFonts w:ascii="宋体" w:eastAsia="宋体" w:hAnsi="宋体" w:cs="宋体" w:hint="eastAsia"/>
                 <w:bCs/>
                 <w:sz w:val="28"/>
               </w:rPr>
@@ -961,18 +1026,26 @@
       </w:r>
       <w:r>
         <w:rPr>
+          <w:rFonts w:ascii="宋体" w:eastAsia="宋体" w:hAnsi="宋体" w:hint="eastAsia"/>
+          <w:sz w:val="44"/>
+          <w:szCs w:val="28"/>
+          <w:lang w:eastAsia="zh-CN"/>
+        </w:rPr>
+        <w:t>二六</w:t>
+      </w:r>
+      <w:r>
+        <w:rPr>
           <w:rFonts w:hint="eastAsia"/>
           <w:sz w:val="44"/>
           <w:szCs w:val="28"/>
         </w:rPr>
-        <w:t xml:space="preserve"> </w:t>
+        <w:t>年</w:t>
       </w:r>
       <w:r>
         <w:rPr>
           <w:rFonts w:hint="eastAsia"/>
           <w:sz w:val="44"/>
           <w:szCs w:val="28"/>
-          <w:lang w:eastAsia="zh-CN"/>
         </w:rPr>
         <w:t xml:space="preserve"> </w:t>
       </w:r>
@@ -981,25 +1054,18 @@
           <w:rFonts w:hint="eastAsia"/>
           <w:sz w:val="44"/>
           <w:szCs w:val="28"/>
-        </w:rPr>
-        <w:t>年</w:t>
-      </w:r>
-      <w:r>
-        <w:rPr>
-          <w:rFonts w:hint="eastAsia"/>
+          <w:lang w:eastAsia="zh-CN"/>
+        </w:rPr>
+        <w:t xml:space="preserve">  </w:t>
+      </w:r>
+      <w:r>
+        <w:rPr>
+          <w:rFonts w:ascii="宋体" w:eastAsia="宋体" w:hAnsi="宋体" w:hint="eastAsia"/>
           <w:sz w:val="44"/>
           <w:szCs w:val="28"/>
-        </w:rPr>
-        <w:t xml:space="preserve"> </w:t>
-      </w:r>
-      <w:r>
-        <w:rPr>
-          <w:rFonts w:hint="eastAsia"/>
-          <w:sz w:val="44"/>
-          <w:szCs w:val="28"/>
-          <w:lang w:eastAsia="zh-CN"/>
-        </w:rPr>
-        <w:t xml:space="preserve">  </w:t>
+          <w:lang w:eastAsia="zh-CN"/>
+        </w:rPr>
+        <w:t>六</w:t>
       </w:r>
       <w:r>
         <w:rPr>
@@ -2371,16 +2437,7 @@
             <w:noProof/>
             <w:lang w:eastAsia="zh-CN"/>
           </w:rPr>
-          <w:t>详细设</w:t>
-        </w:r>
-        <w:r>
-          <w:rPr>
-            <w:rStyle w:val="affa"/>
-            <w:rFonts w:ascii="宋体" w:eastAsia="宋体" w:hAnsi="宋体"/>
-            <w:noProof/>
-            <w:lang w:eastAsia="zh-CN"/>
-          </w:rPr>
-          <w:t>计</w:t>
+          <w:t>详细设计</w:t>
         </w:r>
         <w:r>
           <w:rPr>
@@ -3640,6 +3697,84 @@
     </w:p>
     <w:p>
       <w:pPr>
+        <w:jc w:val="center"/>
+      </w:pPr>
+      <w:r>
+        <w:rPr>
+          <w:noProof/>
+        </w:rPr>
+        <w:lastRenderedPageBreak/>
+        <w:drawing>
+          <wp:inline distT="0" distB="0" distL="0" distR="0" wp14:anchorId="03A294EF" wp14:editId="0F385198">
+            <wp:extent cx="4754880" cy="2847808"/>
+            <wp:effectExtent l="0" t="0" r="0" b="0"/>
+            <wp:docPr id="10" name="Picture 10"/>
+            <wp:cNvGraphicFramePr>
+              <a:graphicFrameLocks xmlns:a="http://schemas.openxmlformats.org/drawingml/2006/main" noChangeAspect="1"/>
+            </wp:cNvGraphicFramePr>
+            <a:graphic xmlns:a="http://schemas.openxmlformats.org/drawingml/2006/main">
+              <a:graphicData uri="http://schemas.openxmlformats.org/drawingml/2006/picture">
+                <pic:pic xmlns:pic="http://schemas.openxmlformats.org/drawingml/2006/picture">
+                  <pic:nvPicPr>
+                    <pic:cNvPr id="0" name="waveforms.png"/>
+                    <pic:cNvPicPr/>
+                  </pic:nvPicPr>
+                  <pic:blipFill>
+                    <a:blip r:embed="rId10"/>
+                    <a:stretch>
+                      <a:fillRect/>
+                    </a:stretch>
+                  </pic:blipFill>
+                  <pic:spPr>
+                    <a:xfrm>
+                      <a:off x="0" y="0"/>
+                      <a:ext cx="4754880" cy="2847808"/>
+                    </a:xfrm>
+                    <a:prstGeom prst="rect">
+                      <a:avLst/>
+                    </a:prstGeom>
+                  </pic:spPr>
+                </pic:pic>
+              </a:graphicData>
+            </a:graphic>
+          </wp:inline>
+        </w:drawing>
+      </w:r>
+    </w:p>
+    <w:p>
+      <w:pPr>
+        <w:jc w:val="center"/>
+        <w:rPr>
+          <w:lang w:eastAsia="zh-CN"/>
+        </w:rPr>
+      </w:pPr>
+      <w:r>
+        <w:rPr>
+          <w:b/>
+          <w:sz w:val="21"/>
+          <w:lang w:eastAsia="zh-CN"/>
+        </w:rPr>
+        <w:t>图</w:t>
+      </w:r>
+      <w:r>
+        <w:rPr>
+          <w:b/>
+          <w:sz w:val="21"/>
+          <w:lang w:eastAsia="zh-CN"/>
+        </w:rPr>
+        <w:t>1  DDS</w:t>
+      </w:r>
+      <w:r>
+        <w:rPr>
+          <w:b/>
+          <w:sz w:val="21"/>
+          <w:lang w:eastAsia="zh-CN"/>
+        </w:rPr>
+        <w:t>生成的三种输出波形</w:t>
+      </w:r>
+    </w:p>
+    <w:p>
+      <w:pPr>
         <w:pStyle w:val="21"/>
         <w:rPr>
           <w:rFonts w:ascii="宋体" w:eastAsia="宋体" w:hAnsi="宋体" w:hint="eastAsia"/>
@@ -3685,7 +3820,6 @@
           <w:rFonts w:ascii="宋体" w:eastAsia="宋体" w:hAnsi="宋体"/>
           <w:lang w:eastAsia="zh-CN"/>
         </w:rPr>
-        <w:lastRenderedPageBreak/>
         <w:t>Zynq平台选择</w:t>
       </w:r>
       <w:bookmarkEnd w:id="6"/>
@@ -3815,6 +3949,7 @@
           <w:rFonts w:ascii="宋体" w:eastAsia="宋体" w:hAnsi="宋体"/>
           <w:lang w:eastAsia="zh-CN"/>
         </w:rPr>
+        <w:lastRenderedPageBreak/>
         <w:br/>
         <w:t>方案二：使用查找表（LUT）方式存储波形数据。将预先计算好的波形数据存储在ROM中，通过相位累加器产生的地址读取波形数据。这种方法实现简单，速度快，能够保证实时性，是DDS技术的经典实现方式。</w:t>
       </w:r>
@@ -3924,13 +4059,6 @@
           <w:lang w:eastAsia="zh-CN"/>
         </w:rPr>
         <w:br/>
-      </w:r>
-      <w:r>
-        <w:rPr>
-          <w:rFonts w:ascii="宋体" w:eastAsia="宋体" w:hAnsi="宋体"/>
-          <w:lang w:eastAsia="zh-CN"/>
-        </w:rPr>
-        <w:lastRenderedPageBreak/>
         <w:t>本项目选择方案三，采用本地按键与UART串口相结合的控制方式。本地按键用于实时调节频率和切换波形，串口用于精确设置频率值，两种控制方式互不影响，提高了系统的灵活性和易用性。</w:t>
       </w:r>
     </w:p>
@@ -3947,6 +4075,84 @@
           <w:lang w:eastAsia="zh-CN"/>
         </w:rPr>
         <w:t>综上所述，本项目使用Zynq-7010 SoC为开发平台，采用查找表方式实现波形生成，使用本地按键与UART串口相结合的控制方式，完成DDS信号发生器的设计，实现项目目标。</w:t>
+      </w:r>
+    </w:p>
+    <w:p>
+      <w:pPr>
+        <w:jc w:val="center"/>
+      </w:pPr>
+      <w:r>
+        <w:rPr>
+          <w:noProof/>
+        </w:rPr>
+        <w:lastRenderedPageBreak/>
+        <w:drawing>
+          <wp:inline distT="0" distB="0" distL="0" distR="0" wp14:anchorId="7E9EF39B" wp14:editId="32F474C6">
+            <wp:extent cx="4754880" cy="2833716"/>
+            <wp:effectExtent l="0" t="0" r="0" b="0"/>
+            <wp:docPr id="9" name="Picture 9"/>
+            <wp:cNvGraphicFramePr>
+              <a:graphicFrameLocks xmlns:a="http://schemas.openxmlformats.org/drawingml/2006/main" noChangeAspect="1"/>
+            </wp:cNvGraphicFramePr>
+            <a:graphic xmlns:a="http://schemas.openxmlformats.org/drawingml/2006/main">
+              <a:graphicData uri="http://schemas.openxmlformats.org/drawingml/2006/picture">
+                <pic:pic xmlns:pic="http://schemas.openxmlformats.org/drawingml/2006/picture">
+                  <pic:nvPicPr>
+                    <pic:cNvPr id="0" name="zynq_arch.png"/>
+                    <pic:cNvPicPr/>
+                  </pic:nvPicPr>
+                  <pic:blipFill>
+                    <a:blip r:embed="rId11"/>
+                    <a:stretch>
+                      <a:fillRect/>
+                    </a:stretch>
+                  </pic:blipFill>
+                  <pic:spPr>
+                    <a:xfrm>
+                      <a:off x="0" y="0"/>
+                      <a:ext cx="4754880" cy="2833716"/>
+                    </a:xfrm>
+                    <a:prstGeom prst="rect">
+                      <a:avLst/>
+                    </a:prstGeom>
+                  </pic:spPr>
+                </pic:pic>
+              </a:graphicData>
+            </a:graphic>
+          </wp:inline>
+        </w:drawing>
+      </w:r>
+    </w:p>
+    <w:p>
+      <w:pPr>
+        <w:jc w:val="center"/>
+        <w:rPr>
+          <w:lang w:eastAsia="zh-CN"/>
+        </w:rPr>
+      </w:pPr>
+      <w:r>
+        <w:rPr>
+          <w:b/>
+          <w:sz w:val="21"/>
+          <w:lang w:eastAsia="zh-CN"/>
+        </w:rPr>
+        <w:t>图</w:t>
+      </w:r>
+      <w:r>
+        <w:rPr>
+          <w:b/>
+          <w:sz w:val="21"/>
+          <w:lang w:eastAsia="zh-CN"/>
+        </w:rPr>
+        <w:t xml:space="preserve">2  Zynq-7010 SoC </w:t>
+      </w:r>
+      <w:r>
+        <w:rPr>
+          <w:b/>
+          <w:sz w:val="21"/>
+          <w:lang w:eastAsia="zh-CN"/>
+        </w:rPr>
+        <w:t>架构框图</w:t>
       </w:r>
     </w:p>
     <w:p>
@@ -4099,6 +4305,12 @@
           <w:rFonts w:ascii="宋体" w:eastAsia="宋体" w:hAnsi="宋体"/>
         </w:rPr>
         <w:br/>
+      </w:r>
+      <w:r>
+        <w:rPr>
+          <w:rFonts w:ascii="宋体" w:eastAsia="宋体" w:hAnsi="宋体"/>
+        </w:rPr>
+        <w:lastRenderedPageBreak/>
         <w:t>配置Zynq Processing System IP核，配置ARM处理器的时钟、DDR控制器、MIO引脚等参数。</w:t>
       </w:r>
       <w:r>
@@ -4154,15 +4366,18 @@
         <w:pStyle w:val="4"/>
         <w:rPr>
           <w:rFonts w:ascii="宋体" w:eastAsia="宋体" w:hAnsi="宋体" w:hint="eastAsia"/>
-          <w:lang w:eastAsia="zh-CN"/>
-        </w:rPr>
-      </w:pPr>
-      <w:r>
-        <w:rPr>
-          <w:rFonts w:ascii="宋体" w:eastAsia="宋体" w:hAnsi="宋体"/>
-          <w:lang w:eastAsia="zh-CN"/>
-        </w:rPr>
-        <w:lastRenderedPageBreak/>
+          <w:i w:val="0"/>
+          <w:iCs w:val="0"/>
+          <w:lang w:eastAsia="zh-CN"/>
+        </w:rPr>
+      </w:pPr>
+      <w:r>
+        <w:rPr>
+          <w:rFonts w:ascii="宋体" w:eastAsia="宋体" w:hAnsi="宋体"/>
+          <w:i w:val="0"/>
+          <w:iCs w:val="0"/>
+          <w:lang w:eastAsia="zh-CN"/>
+        </w:rPr>
         <w:t>Vivado 仿真环境配置</w:t>
       </w:r>
     </w:p>
@@ -4349,6 +4564,7 @@
           <w:rFonts w:ascii="宋体" w:eastAsia="宋体" w:hAnsi="宋体"/>
           <w:lang w:eastAsia="zh-CN"/>
         </w:rPr>
+        <w:lastRenderedPageBreak/>
         <w:br/>
         <w:t>调试：编写仿真测试平台，使用Vivado仿真工具进行功能仿真，验证各个模块的功能正确性，修复发现的问题。</w:t>
       </w:r>
@@ -4382,7 +4598,6 @@
           <w:rFonts w:ascii="宋体" w:eastAsia="宋体" w:hAnsi="宋体"/>
           <w:lang w:eastAsia="zh-CN"/>
         </w:rPr>
-        <w:lastRenderedPageBreak/>
         <w:t>详细设计</w:t>
       </w:r>
       <w:bookmarkEnd w:id="13"/>
@@ -4429,7 +4644,7 @@
                     <pic:cNvPicPr/>
                   </pic:nvPicPr>
                   <pic:blipFill rotWithShape="1">
-                    <a:blip r:embed="rId8"/>
+                    <a:blip r:embed="rId12"/>
                     <a:srcRect t="33514" r="251"/>
                     <a:stretch>
                       <a:fillRect/>
@@ -4481,6 +4696,83 @@
     </w:p>
     <w:p>
       <w:pPr>
+        <w:jc w:val="center"/>
+      </w:pPr>
+      <w:r>
+        <w:rPr>
+          <w:noProof/>
+        </w:rPr>
+        <w:drawing>
+          <wp:inline distT="0" distB="0" distL="0" distR="0" wp14:anchorId="6730A652" wp14:editId="50698230">
+            <wp:extent cx="4754880" cy="1701287"/>
+            <wp:effectExtent l="0" t="0" r="0" b="0"/>
+            <wp:docPr id="8" name="Picture 8"/>
+            <wp:cNvGraphicFramePr>
+              <a:graphicFrameLocks xmlns:a="http://schemas.openxmlformats.org/drawingml/2006/main" noChangeAspect="1"/>
+            </wp:cNvGraphicFramePr>
+            <a:graphic xmlns:a="http://schemas.openxmlformats.org/drawingml/2006/main">
+              <a:graphicData uri="http://schemas.openxmlformats.org/drawingml/2006/picture">
+                <pic:pic xmlns:pic="http://schemas.openxmlformats.org/drawingml/2006/picture">
+                  <pic:nvPicPr>
+                    <pic:cNvPr id="0" name="dds_principle.png"/>
+                    <pic:cNvPicPr/>
+                  </pic:nvPicPr>
+                  <pic:blipFill>
+                    <a:blip r:embed="rId13"/>
+                    <a:stretch>
+                      <a:fillRect/>
+                    </a:stretch>
+                  </pic:blipFill>
+                  <pic:spPr>
+                    <a:xfrm>
+                      <a:off x="0" y="0"/>
+                      <a:ext cx="4754880" cy="1701287"/>
+                    </a:xfrm>
+                    <a:prstGeom prst="rect">
+                      <a:avLst/>
+                    </a:prstGeom>
+                  </pic:spPr>
+                </pic:pic>
+              </a:graphicData>
+            </a:graphic>
+          </wp:inline>
+        </w:drawing>
+      </w:r>
+    </w:p>
+    <w:p>
+      <w:pPr>
+        <w:jc w:val="center"/>
+        <w:rPr>
+          <w:lang w:eastAsia="zh-CN"/>
+        </w:rPr>
+      </w:pPr>
+      <w:r>
+        <w:rPr>
+          <w:b/>
+          <w:sz w:val="21"/>
+          <w:lang w:eastAsia="zh-CN"/>
+        </w:rPr>
+        <w:t>图</w:t>
+      </w:r>
+      <w:r>
+        <w:rPr>
+          <w:b/>
+          <w:sz w:val="21"/>
+          <w:lang w:eastAsia="zh-CN"/>
+        </w:rPr>
+        <w:t>3  DDS</w:t>
+      </w:r>
+      <w:r>
+        <w:rPr>
+          <w:b/>
+          <w:sz w:val="21"/>
+          <w:lang w:eastAsia="zh-CN"/>
+        </w:rPr>
+        <w:t>（直接数字频率合成）原理框图</w:t>
+      </w:r>
+    </w:p>
+    <w:p>
+      <w:pPr>
         <w:pStyle w:val="31"/>
         <w:rPr>
           <w:rFonts w:ascii="宋体" w:eastAsia="宋体" w:hAnsi="宋体" w:hint="eastAsia"/>
@@ -4529,6 +4821,7 @@
           <w:iCs w:val="0"/>
           <w:lang w:eastAsia="zh-CN"/>
         </w:rPr>
+        <w:lastRenderedPageBreak/>
         <w:t>Zynq主控芯片</w:t>
       </w:r>
     </w:p>
@@ -4645,12 +4938,6 @@
           <w:rFonts w:ascii="宋体" w:eastAsia="宋体" w:hAnsi="宋体"/>
         </w:rPr>
         <w:br/>
-      </w:r>
-      <w:r>
-        <w:rPr>
-          <w:rFonts w:ascii="宋体" w:eastAsia="宋体" w:hAnsi="宋体"/>
-        </w:rPr>
-        <w:lastRenderedPageBreak/>
         <w:t>- 4个时钟管理单元（CMT）</w:t>
       </w:r>
       <w:r>
@@ -4672,12 +4959,16 @@
         <w:pStyle w:val="4"/>
         <w:rPr>
           <w:rFonts w:ascii="宋体" w:eastAsia="宋体" w:hAnsi="宋体" w:hint="eastAsia"/>
-          <w:lang w:eastAsia="zh-CN"/>
-        </w:rPr>
-      </w:pPr>
-      <w:r>
-        <w:rPr>
-          <w:rFonts w:ascii="宋体" w:eastAsia="宋体" w:hAnsi="宋体"/>
+          <w:i w:val="0"/>
+          <w:iCs w:val="0"/>
+          <w:lang w:eastAsia="zh-CN"/>
+        </w:rPr>
+      </w:pPr>
+      <w:r>
+        <w:rPr>
+          <w:rFonts w:ascii="宋体" w:eastAsia="宋体" w:hAnsi="宋体"/>
+          <w:i w:val="0"/>
+          <w:iCs w:val="0"/>
           <w:lang w:eastAsia="zh-CN"/>
         </w:rPr>
         <w:t>时钟电路</w:t>
@@ -4745,12 +5036,16 @@
         <w:pStyle w:val="4"/>
         <w:rPr>
           <w:rFonts w:ascii="宋体" w:eastAsia="宋体" w:hAnsi="宋体" w:hint="eastAsia"/>
-          <w:lang w:eastAsia="zh-CN"/>
-        </w:rPr>
-      </w:pPr>
-      <w:r>
-        <w:rPr>
-          <w:rFonts w:ascii="宋体" w:eastAsia="宋体" w:hAnsi="宋体"/>
+          <w:i w:val="0"/>
+          <w:iCs w:val="0"/>
+          <w:lang w:eastAsia="zh-CN"/>
+        </w:rPr>
+      </w:pPr>
+      <w:r>
+        <w:rPr>
+          <w:rFonts w:ascii="宋体" w:eastAsia="宋体" w:hAnsi="宋体"/>
+          <w:i w:val="0"/>
+          <w:iCs w:val="0"/>
           <w:lang w:eastAsia="zh-CN"/>
         </w:rPr>
         <w:t>按键输入</w:t>
@@ -4815,6 +5110,13 @@
           <w:lang w:eastAsia="zh-CN"/>
         </w:rPr>
         <w:br/>
+      </w:r>
+      <w:r>
+        <w:rPr>
+          <w:rFonts w:ascii="宋体" w:eastAsia="宋体" w:hAnsi="宋体"/>
+          <w:lang w:eastAsia="zh-CN"/>
+        </w:rPr>
+        <w:lastRenderedPageBreak/>
         <w:t>由于机械按键存在抖动问题，本项目实现了延时消抖模块（Key_Control），消抖时间设置为10ms（1,000,000个时钟周期@100MHz）。每个按键独立消抖，确保按键操作的可靠性。</w:t>
       </w:r>
     </w:p>
@@ -4823,12 +5125,16 @@
         <w:pStyle w:val="4"/>
         <w:rPr>
           <w:rFonts w:ascii="宋体" w:eastAsia="宋体" w:hAnsi="宋体" w:hint="eastAsia"/>
-          <w:lang w:eastAsia="zh-CN"/>
-        </w:rPr>
-      </w:pPr>
-      <w:r>
-        <w:rPr>
-          <w:rFonts w:ascii="宋体" w:eastAsia="宋体" w:hAnsi="宋体"/>
+          <w:i w:val="0"/>
+          <w:iCs w:val="0"/>
+          <w:lang w:eastAsia="zh-CN"/>
+        </w:rPr>
+      </w:pPr>
+      <w:r>
+        <w:rPr>
+          <w:rFonts w:ascii="宋体" w:eastAsia="宋体" w:hAnsi="宋体"/>
+          <w:i w:val="0"/>
+          <w:iCs w:val="0"/>
           <w:lang w:eastAsia="zh-CN"/>
         </w:rPr>
         <w:t>UART串口</w:t>
@@ -4915,15 +5221,7 @@
           <w:lang w:eastAsia="zh-CN"/>
         </w:rPr>
         <w:br/>
-        <w:t>UART_Parse模块负责接收串口数据，解析指令，计算对应的频率控制字（FCW），并输出</w:t>
-      </w:r>
-      <w:r>
-        <w:rPr>
-          <w:rFonts w:ascii="宋体" w:eastAsia="宋体" w:hAnsi="宋体"/>
-          <w:lang w:eastAsia="zh-CN"/>
-        </w:rPr>
-        <w:lastRenderedPageBreak/>
-        <w:t>给DDS核心模块。当UART指令有效时，fcw_sel信号切换为UART控制模式，按键调节功能暂时失效。</w:t>
+        <w:t>UART_Parse模块负责接收串口数据，解析指令，计算对应的频率控制字（FCW），并输出给DDS核心模块。当UART指令有效时，fcw_sel信号切换为UART控制模式，按键调节功能暂时失效。</w:t>
       </w:r>
     </w:p>
     <w:p>
@@ -4931,12 +5229,16 @@
         <w:pStyle w:val="4"/>
         <w:rPr>
           <w:rFonts w:ascii="宋体" w:eastAsia="宋体" w:hAnsi="宋体" w:hint="eastAsia"/>
-          <w:lang w:eastAsia="zh-CN"/>
-        </w:rPr>
-      </w:pPr>
-      <w:r>
-        <w:rPr>
-          <w:rFonts w:ascii="宋体" w:eastAsia="宋体" w:hAnsi="宋体"/>
+          <w:i w:val="0"/>
+          <w:iCs w:val="0"/>
+          <w:lang w:eastAsia="zh-CN"/>
+        </w:rPr>
+      </w:pPr>
+      <w:r>
+        <w:rPr>
+          <w:rFonts w:ascii="宋体" w:eastAsia="宋体" w:hAnsi="宋体"/>
+          <w:i w:val="0"/>
+          <w:iCs w:val="0"/>
           <w:lang w:eastAsia="zh-CN"/>
         </w:rPr>
         <w:t>DAC输出</w:t>
@@ -5025,12 +5327,16 @@
         <w:pStyle w:val="4"/>
         <w:rPr>
           <w:rFonts w:ascii="宋体" w:eastAsia="宋体" w:hAnsi="宋体" w:hint="eastAsia"/>
-          <w:lang w:eastAsia="zh-CN"/>
-        </w:rPr>
-      </w:pPr>
-      <w:r>
-        <w:rPr>
-          <w:rFonts w:ascii="宋体" w:eastAsia="宋体" w:hAnsi="宋体"/>
+          <w:i w:val="0"/>
+          <w:iCs w:val="0"/>
+          <w:lang w:eastAsia="zh-CN"/>
+        </w:rPr>
+      </w:pPr>
+      <w:r>
+        <w:rPr>
+          <w:rFonts w:ascii="宋体" w:eastAsia="宋体" w:hAnsi="宋体"/>
+          <w:i w:val="0"/>
+          <w:iCs w:val="0"/>
           <w:lang w:eastAsia="zh-CN"/>
         </w:rPr>
         <w:t>DDS核心模块设计</w:t>
@@ -5038,165 +5344,893 @@
     </w:p>
     <w:p>
       <w:pPr>
-        <w:rPr>
-          <w:rFonts w:ascii="宋体" w:eastAsia="宋体" w:hAnsi="宋体" w:hint="eastAsia"/>
-        </w:rPr>
-      </w:pPr>
-      <w:r>
-        <w:rPr>
-          <w:rFonts w:ascii="宋体" w:eastAsia="宋体" w:hAnsi="宋体"/>
-          <w:lang w:eastAsia="zh-CN"/>
-        </w:rPr>
-        <w:t>DDS核心模块（DDS_Core）是整个系统的核心，负责实现直接数字频率合成技术。该模块包含以下主要功能：</w:t>
-      </w:r>
-      <w:r>
-        <w:rPr>
-          <w:rFonts w:ascii="宋体" w:eastAsia="宋体" w:hAnsi="宋体"/>
-          <w:lang w:eastAsia="zh-CN"/>
-        </w:rPr>
-        <w:br/>
-      </w:r>
-      <w:r>
-        <w:rPr>
-          <w:rFonts w:ascii="宋体" w:eastAsia="宋体" w:hAnsi="宋体"/>
-          <w:lang w:eastAsia="zh-CN"/>
-        </w:rPr>
-        <w:br/>
-        <w:t>1. 相位累加器：32位相位累加器是DDS的核心部件，在每个时钟周期内累加频率控制字（FCW）。相位累加器的溢出频率即为输出信号的频率。频率分辨率 = 100MHz / 2^32 ≈ 0.023Hz。</w:t>
-      </w:r>
-      <w:r>
-        <w:rPr>
-          <w:rFonts w:ascii="宋体" w:eastAsia="宋体" w:hAnsi="宋体"/>
-          <w:lang w:eastAsia="zh-CN"/>
-        </w:rPr>
-        <w:br/>
-      </w:r>
-      <w:r>
-        <w:rPr>
-          <w:rFonts w:ascii="宋体" w:eastAsia="宋体" w:hAnsi="宋体"/>
-          <w:lang w:eastAsia="zh-CN"/>
-        </w:rPr>
-        <w:br/>
-        <w:t>2. 正弦波查找表：采用256点正弦波查找表，使用initial块初始化（综合工具会转为ROM）。相位累加器的高8位作为查找表地址，输出对应的8位正弦波数据。</w:t>
-      </w:r>
-      <w:r>
-        <w:rPr>
-          <w:rFonts w:ascii="宋体" w:eastAsia="宋体" w:hAnsi="宋体"/>
-          <w:lang w:eastAsia="zh-CN"/>
-        </w:rPr>
-        <w:br/>
-      </w:r>
-      <w:r>
-        <w:rPr>
-          <w:rFonts w:ascii="宋体" w:eastAsia="宋体" w:hAnsi="宋体"/>
-          <w:lang w:eastAsia="zh-CN"/>
-        </w:rPr>
-        <w:br/>
-        <w:t>3. 方波生成：根据相位累加器的最高位（符号位）生成方波，当最高位为0时输出255，为1时输出0。</w:t>
-      </w:r>
-      <w:r>
-        <w:rPr>
-          <w:rFonts w:ascii="宋体" w:eastAsia="宋体" w:hAnsi="宋体"/>
-          <w:lang w:eastAsia="zh-CN"/>
-        </w:rPr>
-        <w:br/>
-      </w:r>
-      <w:r>
-        <w:rPr>
-          <w:rFonts w:ascii="宋体" w:eastAsia="宋体" w:hAnsi="宋体"/>
-          <w:lang w:eastAsia="zh-CN"/>
-        </w:rPr>
-        <w:br/>
-        <w:t>4. 三角波生成：根据相位累加器的高8位生成三角波，前半周期线性递增，后半周期线性递减。</w:t>
-      </w:r>
-      <w:r>
-        <w:rPr>
-          <w:rFonts w:ascii="宋体" w:eastAsia="宋体" w:hAnsi="宋体"/>
-          <w:lang w:eastAsia="zh-CN"/>
-        </w:rPr>
-        <w:br/>
-      </w:r>
-      <w:r>
-        <w:rPr>
-          <w:rFonts w:ascii="宋体" w:eastAsia="宋体" w:hAnsi="宋体"/>
-          <w:lang w:eastAsia="zh-CN"/>
-        </w:rPr>
-        <w:br/>
-        <w:t>5. 波形选择：根据wave_sel信号选择输出波形，00为正弦波，01为方波，10为三角波。</w:t>
-      </w:r>
-      <w:r>
-        <w:rPr>
-          <w:rFonts w:ascii="宋体" w:eastAsia="宋体" w:hAnsi="宋体"/>
-          <w:lang w:eastAsia="zh-CN"/>
-        </w:rPr>
-        <w:br/>
-      </w:r>
-      <w:r>
-        <w:rPr>
-          <w:rFonts w:ascii="宋体" w:eastAsia="宋体" w:hAnsi="宋体"/>
-          <w:lang w:eastAsia="zh-CN"/>
-        </w:rPr>
-        <w:br/>
-      </w:r>
-      <w:r>
-        <w:rPr>
-          <w:rFonts w:ascii="宋体" w:eastAsia="宋体" w:hAnsi="宋体"/>
-        </w:rPr>
-        <w:t>模块接口定义：</w:t>
-      </w:r>
-      <w:r>
-        <w:rPr>
-          <w:rFonts w:ascii="宋体" w:eastAsia="宋体" w:hAnsi="宋体"/>
-        </w:rPr>
-        <w:br/>
-      </w:r>
-      <w:r>
-        <w:rPr>
-          <w:rFonts w:ascii="宋体" w:eastAsia="宋体" w:hAnsi="宋体"/>
-        </w:rPr>
-        <w:lastRenderedPageBreak/>
-        <w:t>- 输入：clk(100MHz), rst_n, fcw[31:0](频率控制字), wave_sel[1:0](波形选择)</w:t>
-      </w:r>
-      <w:r>
-        <w:rPr>
-          <w:rFonts w:ascii="宋体" w:eastAsia="宋体" w:hAnsi="宋体"/>
-        </w:rPr>
-        <w:br/>
-        <w:t>- 输出：dds_out[7:0](8位波形输出)</w:t>
+        <w:pStyle w:val="ae"/>
+        <w:numPr>
+          <w:ilvl w:val="0"/>
+          <w:numId w:val="10"/>
+        </w:numPr>
+        <w:rPr>
+          <w:rFonts w:ascii="宋体" w:eastAsia="宋体" w:hAnsi="宋体"/>
+          <w:b/>
+          <w:sz w:val="24"/>
+          <w:lang w:eastAsia="zh-CN"/>
+        </w:rPr>
+      </w:pPr>
+      <w:r>
+        <w:rPr>
+          <w:rFonts w:ascii="宋体" w:eastAsia="宋体" w:hAnsi="宋体"/>
+          <w:b/>
+          <w:sz w:val="24"/>
+          <w:lang w:eastAsia="zh-CN"/>
+        </w:rPr>
+        <w:t>DDS技术原理</w:t>
       </w:r>
     </w:p>
     <w:p>
       <w:pPr>
-        <w:pStyle w:val="4"/>
         <w:rPr>
           <w:rFonts w:ascii="宋体" w:eastAsia="宋体" w:hAnsi="宋体" w:hint="eastAsia"/>
-        </w:rPr>
-      </w:pPr>
-      <w:r>
-        <w:rPr>
-          <w:rFonts w:ascii="宋体" w:eastAsia="宋体" w:hAnsi="宋体"/>
-        </w:rPr>
-        <w:t>按键控制模块设计</w:t>
+          <w:lang w:eastAsia="zh-CN"/>
+        </w:rPr>
+      </w:pPr>
+      <w:r>
+        <w:rPr>
+          <w:rFonts w:ascii="宋体" w:eastAsia="宋体" w:hAnsi="宋体"/>
+          <w:sz w:val="24"/>
+          <w:lang w:eastAsia="zh-CN"/>
+        </w:rPr>
+        <w:lastRenderedPageBreak/>
+        <w:t>DDS（Direct Digital Synthesis，直接数字频率合成）是一种从相位概念出发直接合成所需波形的数字频率合成技术。与传统的模拟频率合成相比，DDS具有频率分辨率高、频率切换速度快、相位连续、可编程控制等优点。</w:t>
       </w:r>
     </w:p>
     <w:p>
       <w:pPr>
         <w:rPr>
+          <w:rFonts w:ascii="宋体" w:eastAsia="宋体" w:hAnsi="宋体"/>
+          <w:lang w:eastAsia="zh-CN"/>
+        </w:rPr>
+      </w:pPr>
+      <w:r>
+        <w:rPr>
+          <w:rFonts w:ascii="宋体" w:eastAsia="宋体" w:hAnsi="宋体"/>
+          <w:sz w:val="24"/>
+        </w:rPr>
+        <w:t>DDS的基本工作原理是：在参考时钟的驱动下，相位累加器对频率控制字（FCW，Frequency Control Word）进行线性累加，累加器的输出值作为波形查找表（ROM）的查询地址，查找表中预先存储了波形一个完整周期的采样数据。</w:t>
+      </w:r>
+      <w:r>
+        <w:rPr>
+          <w:rFonts w:ascii="宋体" w:eastAsia="宋体" w:hAnsi="宋体"/>
+          <w:sz w:val="24"/>
+          <w:lang w:eastAsia="zh-CN"/>
+        </w:rPr>
+        <w:t>查找表输出的数字波形数据经过数模转换器（DAC）后，即可得到所需的模拟波形信号。</w:t>
+      </w:r>
+    </w:p>
+    <w:p>
+      <w:pPr>
+        <w:rPr>
+          <w:rFonts w:ascii="宋体" w:eastAsia="宋体" w:hAnsi="宋体"/>
+          <w:lang w:eastAsia="zh-CN"/>
+        </w:rPr>
+      </w:pPr>
+      <w:r>
+        <w:rPr>
+          <w:rFonts w:ascii="宋体" w:eastAsia="宋体" w:hAnsi="宋体"/>
+          <w:sz w:val="24"/>
+          <w:lang w:eastAsia="zh-CN"/>
+        </w:rPr>
+        <w:t>DDS输出频率的计算公式为：</w:t>
+      </w:r>
+    </w:p>
+    <w:p>
+      <w:pPr>
+        <w:rPr>
+          <w:rFonts w:ascii="宋体" w:eastAsia="宋体" w:hAnsi="宋体"/>
+          <w:lang w:eastAsia="zh-CN"/>
+        </w:rPr>
+      </w:pPr>
+      <w:r>
+        <w:rPr>
+          <w:rFonts w:ascii="宋体" w:eastAsia="宋体" w:hAnsi="宋体"/>
+          <w:sz w:val="24"/>
+          <w:lang w:eastAsia="zh-CN"/>
+        </w:rPr>
+        <w:t xml:space="preserve">    输出频率 f_out = (FCW × f_clk) / 2^N</w:t>
+      </w:r>
+    </w:p>
+    <w:p>
+      <w:pPr>
+        <w:rPr>
+          <w:rFonts w:ascii="宋体" w:eastAsia="宋体" w:hAnsi="宋体"/>
+          <w:lang w:eastAsia="zh-CN"/>
+        </w:rPr>
+      </w:pPr>
+      <w:r>
+        <w:rPr>
+          <w:rFonts w:ascii="宋体" w:eastAsia="宋体" w:hAnsi="宋体"/>
+          <w:sz w:val="24"/>
+          <w:lang w:eastAsia="zh-CN"/>
+        </w:rPr>
+        <w:t>其中，f_clk为系统时钟频率，N为相位累加器的位宽，FCW为频率控制字。当FCW增大时，相位累加器的累加速度加快，输出频率升高；反之，FCW减小时输出频率降低。</w:t>
+      </w:r>
+    </w:p>
+    <w:p>
+      <w:pPr>
+        <w:rPr>
+          <w:rFonts w:ascii="宋体" w:eastAsia="宋体" w:hAnsi="宋体"/>
+          <w:lang w:eastAsia="zh-CN"/>
+        </w:rPr>
+      </w:pPr>
+      <w:r>
+        <w:rPr>
+          <w:rFonts w:ascii="宋体" w:eastAsia="宋体" w:hAnsi="宋体"/>
+          <w:sz w:val="24"/>
+          <w:lang w:eastAsia="zh-CN"/>
+        </w:rPr>
+        <w:t>频率分辨率（即最小频率步进）为：</w:t>
+      </w:r>
+    </w:p>
+    <w:p>
+      <w:pPr>
+        <w:rPr>
+          <w:rFonts w:ascii="宋体" w:eastAsia="宋体" w:hAnsi="宋体"/>
+        </w:rPr>
+      </w:pPr>
+      <w:r>
+        <w:rPr>
+          <w:rFonts w:ascii="宋体" w:eastAsia="宋体" w:hAnsi="宋体"/>
+          <w:sz w:val="24"/>
+          <w:lang w:eastAsia="zh-CN"/>
+        </w:rPr>
+        <w:t xml:space="preserve">    </w:t>
+      </w:r>
+      <w:r>
+        <w:rPr>
+          <w:rFonts w:ascii="宋体" w:eastAsia="宋体" w:hAnsi="宋体"/>
+          <w:sz w:val="24"/>
+        </w:rPr>
+        <w:t>Δf = f_clk / 2^N = 100MHz / 2^32 ≈ 0.0233 Hz</w:t>
+      </w:r>
+    </w:p>
+    <w:p>
+      <w:pPr>
+        <w:rPr>
+          <w:rFonts w:ascii="宋体" w:eastAsia="宋体" w:hAnsi="宋体"/>
+          <w:lang w:eastAsia="zh-CN"/>
+        </w:rPr>
+      </w:pPr>
+      <w:r>
+        <w:rPr>
+          <w:rFonts w:ascii="宋体" w:eastAsia="宋体" w:hAnsi="宋体"/>
+          <w:sz w:val="24"/>
+          <w:lang w:eastAsia="zh-CN"/>
+        </w:rPr>
+        <w:t>这意味着本系统可以实现优于0.1Hz的频率分辨率，满足设计要求。</w:t>
+      </w:r>
+    </w:p>
+    <w:p>
+      <w:pPr>
+        <w:rPr>
+          <w:rFonts w:ascii="宋体" w:eastAsia="宋体" w:hAnsi="宋体"/>
+          <w:lang w:eastAsia="zh-CN"/>
+        </w:rPr>
+      </w:pPr>
+      <w:r>
+        <w:rPr>
+          <w:rFonts w:ascii="宋体" w:eastAsia="宋体" w:hAnsi="宋体"/>
+          <w:sz w:val="24"/>
+          <w:lang w:eastAsia="zh-CN"/>
+        </w:rPr>
+        <w:t>根据奈奎斯特采样定理，DDS的最高输出频率理论上为系统时钟频率的一半（f_clk/2），但实际应用中为保证波形质量，输出频率通常不超过f_clk/3。本系统以100MHz时钟驱动，最大可用输出频率约为33MHz。</w:t>
+      </w:r>
+    </w:p>
+    <w:p>
+      <w:pPr>
+        <w:pStyle w:val="ae"/>
+        <w:numPr>
+          <w:ilvl w:val="0"/>
+          <w:numId w:val="10"/>
+        </w:numPr>
+        <w:rPr>
+          <w:rFonts w:ascii="宋体" w:eastAsia="宋体" w:hAnsi="宋体"/>
+          <w:b/>
+          <w:sz w:val="24"/>
+          <w:lang w:eastAsia="zh-CN"/>
+        </w:rPr>
+      </w:pPr>
+      <w:r>
+        <w:rPr>
+          <w:rFonts w:ascii="宋体" w:eastAsia="宋体" w:hAnsi="宋体"/>
+          <w:b/>
+          <w:sz w:val="24"/>
+          <w:lang w:eastAsia="zh-CN"/>
+        </w:rPr>
+        <w:t>相位累加器设计</w:t>
+      </w:r>
+    </w:p>
+    <w:p>
+      <w:pPr>
+        <w:rPr>
+          <w:rFonts w:ascii="宋体" w:eastAsia="宋体" w:hAnsi="宋体"/>
+          <w:lang w:eastAsia="zh-CN"/>
+        </w:rPr>
+      </w:pPr>
+      <w:r>
+        <w:rPr>
+          <w:rFonts w:ascii="宋体" w:eastAsia="宋体" w:hAnsi="宋体"/>
+          <w:sz w:val="24"/>
+          <w:lang w:eastAsia="zh-CN"/>
+        </w:rPr>
+        <w:t>相位累加器是DDS的核心部件，本设计采用32位累加器。在每个时钟上升沿，累加器将当前相位值与频率控制字FCW相加，结果写回累加器。累加器的输出是一个不断递增的线性相位值，当累加值超过2^32时会自然溢出，形成周期性的相位变化。</w:t>
+      </w:r>
+    </w:p>
+    <w:p>
+      <w:pPr>
+        <w:rPr>
+          <w:rFonts w:ascii="宋体" w:eastAsia="宋体" w:hAnsi="宋体"/>
+        </w:rPr>
+      </w:pPr>
+      <w:r>
+        <w:rPr>
+          <w:rFonts w:ascii="宋体" w:eastAsia="宋体" w:hAnsi="宋体"/>
+          <w:sz w:val="24"/>
+        </w:rPr>
+        <w:t>累加器的溢出周期即为输出信号的一个完整周期，溢出频率为：    T_out = 2^32 / (FCW × T_clk) = 2^32 / (FCW × f_clk)</w:t>
+      </w:r>
+    </w:p>
+    <w:p>
+      <w:pPr>
+        <w:rPr>
+          <w:rFonts w:ascii="宋体" w:eastAsia="宋体" w:hAnsi="宋体"/>
+          <w:lang w:eastAsia="zh-CN"/>
+        </w:rPr>
+      </w:pPr>
+      <w:r>
+        <w:rPr>
+          <w:rFonts w:ascii="宋体" w:eastAsia="宋体" w:hAnsi="宋体"/>
+          <w:sz w:val="24"/>
+        </w:rPr>
+        <w:t>因此输出频率 f_out = FCW × f_clk / 2^32。</w:t>
+      </w:r>
+      <w:r>
+        <w:rPr>
+          <w:rFonts w:ascii="宋体" w:eastAsia="宋体" w:hAnsi="宋体"/>
+          <w:sz w:val="24"/>
+          <w:lang w:eastAsia="zh-CN"/>
+        </w:rPr>
+        <w:t>相位累加器高8位作为波形查找表的查询地址，实现了相位到幅值的映射。</w:t>
+      </w:r>
+    </w:p>
+    <w:p>
+      <w:pPr>
+        <w:rPr>
+          <w:rFonts w:ascii="宋体" w:eastAsia="宋体" w:hAnsi="宋体"/>
+          <w:lang w:eastAsia="zh-CN"/>
+        </w:rPr>
+      </w:pPr>
+      <w:r>
+        <w:rPr>
+          <w:rFonts w:ascii="宋体" w:eastAsia="宋体" w:hAnsi="宋体"/>
+          <w:sz w:val="24"/>
+          <w:lang w:eastAsia="zh-CN"/>
+        </w:rPr>
+        <w:t>例如，当FCW = 10,737,418时：    f_out = 10,737,418 × 100,000,000 / 2^32 ≈ 200,000 Hz = 200 kHz</w:t>
+      </w:r>
+    </w:p>
+    <w:p>
+      <w:pPr>
+        <w:pStyle w:val="ae"/>
+        <w:numPr>
+          <w:ilvl w:val="0"/>
+          <w:numId w:val="10"/>
+        </w:numPr>
+        <w:rPr>
+          <w:rFonts w:ascii="宋体" w:eastAsia="宋体" w:hAnsi="宋体"/>
+          <w:b/>
+          <w:sz w:val="24"/>
+          <w:lang w:eastAsia="zh-CN"/>
+        </w:rPr>
+      </w:pPr>
+      <w:r>
+        <w:rPr>
+          <w:rFonts w:ascii="宋体" w:eastAsia="宋体" w:hAnsi="宋体"/>
+          <w:b/>
+          <w:sz w:val="24"/>
+          <w:lang w:eastAsia="zh-CN"/>
+        </w:rPr>
+        <w:lastRenderedPageBreak/>
+        <w:t>波形查找表（ROM）设计</w:t>
+      </w:r>
+    </w:p>
+    <w:p>
+      <w:pPr>
+        <w:rPr>
+          <w:rFonts w:ascii="宋体" w:eastAsia="宋体" w:hAnsi="宋体"/>
+          <w:lang w:eastAsia="zh-CN"/>
+        </w:rPr>
+      </w:pPr>
+      <w:r>
+        <w:rPr>
+          <w:rFonts w:ascii="宋体" w:eastAsia="宋体" w:hAnsi="宋体"/>
+          <w:sz w:val="24"/>
+          <w:lang w:eastAsia="zh-CN"/>
+        </w:rPr>
+        <w:t>波形</w:t>
+      </w:r>
+      <w:r>
+        <w:rPr>
+          <w:rFonts w:ascii="宋体" w:eastAsia="宋体" w:hAnsi="宋体" w:cs="微软雅黑" w:hint="eastAsia"/>
+          <w:sz w:val="24"/>
+          <w:lang w:eastAsia="zh-CN"/>
+        </w:rPr>
+        <w:t>查</w:t>
+      </w:r>
+      <w:r>
+        <w:rPr>
+          <w:rFonts w:ascii="宋体" w:eastAsia="宋体" w:hAnsi="宋体" w:cs="MS Mincho" w:hint="eastAsia"/>
+          <w:sz w:val="24"/>
+          <w:lang w:eastAsia="zh-CN"/>
+        </w:rPr>
+        <w:t>找表用于存</w:t>
+      </w:r>
+      <w:r>
+        <w:rPr>
+          <w:rFonts w:ascii="宋体" w:eastAsia="宋体" w:hAnsi="宋体" w:cs="微软雅黑" w:hint="eastAsia"/>
+          <w:sz w:val="24"/>
+          <w:lang w:eastAsia="zh-CN"/>
+        </w:rPr>
+        <w:t>储</w:t>
+      </w:r>
+      <w:r>
+        <w:rPr>
+          <w:rFonts w:ascii="宋体" w:eastAsia="宋体" w:hAnsi="宋体" w:cs="MS Mincho" w:hint="eastAsia"/>
+          <w:sz w:val="24"/>
+          <w:lang w:eastAsia="zh-CN"/>
+        </w:rPr>
+        <w:t>一个完整周期波形的幅</w:t>
+      </w:r>
+      <w:r>
+        <w:rPr>
+          <w:rFonts w:ascii="宋体" w:eastAsia="宋体" w:hAnsi="宋体" w:cs="微软雅黑" w:hint="eastAsia"/>
+          <w:sz w:val="24"/>
+          <w:lang w:eastAsia="zh-CN"/>
+        </w:rPr>
+        <w:t>值</w:t>
+      </w:r>
+      <w:r>
+        <w:rPr>
+          <w:rFonts w:ascii="宋体" w:eastAsia="宋体" w:hAnsi="宋体" w:cs="MS Mincho" w:hint="eastAsia"/>
+          <w:sz w:val="24"/>
+          <w:lang w:eastAsia="zh-CN"/>
+        </w:rPr>
+        <w:t>数据。本</w:t>
+      </w:r>
+      <w:r>
+        <w:rPr>
+          <w:rFonts w:ascii="宋体" w:eastAsia="宋体" w:hAnsi="宋体" w:cs="微软雅黑" w:hint="eastAsia"/>
+          <w:sz w:val="24"/>
+          <w:lang w:eastAsia="zh-CN"/>
+        </w:rPr>
+        <w:t>设计</w:t>
+      </w:r>
+      <w:r>
+        <w:rPr>
+          <w:rFonts w:ascii="宋体" w:eastAsia="宋体" w:hAnsi="宋体" w:cs="MS Mincho" w:hint="eastAsia"/>
+          <w:sz w:val="24"/>
+          <w:lang w:eastAsia="zh-CN"/>
+        </w:rPr>
+        <w:t>采用</w:t>
+      </w:r>
+      <w:r>
+        <w:rPr>
+          <w:rFonts w:ascii="宋体" w:eastAsia="宋体" w:hAnsi="宋体"/>
+          <w:sz w:val="24"/>
+          <w:lang w:eastAsia="zh-CN"/>
+        </w:rPr>
+        <w:t>256点正弦波查找表，相位累加器的高8位[31:24]作为ROM地址，ROM输出对应相位点的8位正弦波幅值。</w:t>
+      </w:r>
+    </w:p>
+    <w:p>
+      <w:pPr>
+        <w:rPr>
+          <w:rFonts w:ascii="宋体" w:eastAsia="宋体" w:hAnsi="宋体"/>
+        </w:rPr>
+      </w:pPr>
+      <w:r>
+        <w:rPr>
+          <w:rFonts w:ascii="宋体" w:eastAsia="宋体" w:hAnsi="宋体"/>
+          <w:sz w:val="24"/>
+        </w:rPr>
+        <w:t>ROM中的数据通过initial块初始化（综合工具会将其转换为片上存储器）：    rom[0]   = 128  （0°相位，正弦波中心值）    rom[64]  = 255  （90°相位，正弦波峰值）    rom[128] = 128  （180°相位，正弦波中心值）    rom[192] = 0    （270°相位，正弦波谷值）</w:t>
+      </w:r>
+    </w:p>
+    <w:p>
+      <w:pPr>
+        <w:rPr>
+          <w:rFonts w:ascii="宋体" w:eastAsia="宋体" w:hAnsi="宋体"/>
+          <w:lang w:eastAsia="zh-CN"/>
+        </w:rPr>
+      </w:pPr>
+      <w:r>
+        <w:rPr>
+          <w:rFonts w:ascii="宋体" w:eastAsia="宋体" w:hAnsi="宋体"/>
+          <w:sz w:val="24"/>
+          <w:lang w:eastAsia="zh-CN"/>
+        </w:rPr>
+        <w:t>每个数据点为8位无符号数（0~255），中心值为128，振幅为127。256点的查找表可以提供足够的波形精度，THD（总谐波失真）较低。</w:t>
+      </w:r>
+    </w:p>
+    <w:p>
+      <w:pPr>
+        <w:pStyle w:val="ae"/>
+        <w:numPr>
+          <w:ilvl w:val="0"/>
+          <w:numId w:val="10"/>
+        </w:numPr>
+        <w:rPr>
+          <w:rFonts w:ascii="宋体" w:eastAsia="宋体" w:hAnsi="宋体"/>
+          <w:b/>
+          <w:sz w:val="24"/>
+          <w:lang w:eastAsia="zh-CN"/>
+        </w:rPr>
+      </w:pPr>
+      <w:r>
+        <w:rPr>
+          <w:rFonts w:ascii="宋体" w:eastAsia="宋体" w:hAnsi="宋体"/>
+          <w:b/>
+          <w:sz w:val="24"/>
+          <w:lang w:eastAsia="zh-CN"/>
+        </w:rPr>
+        <w:t>方波和三角波生成</w:t>
+      </w:r>
+    </w:p>
+    <w:p>
+      <w:pPr>
+        <w:rPr>
+          <w:rFonts w:ascii="宋体" w:eastAsia="宋体" w:hAnsi="宋体"/>
+          <w:lang w:eastAsia="zh-CN"/>
+        </w:rPr>
+      </w:pPr>
+      <w:r>
+        <w:rPr>
+          <w:rFonts w:ascii="宋体" w:eastAsia="宋体" w:hAnsi="宋体"/>
+          <w:sz w:val="24"/>
+          <w:lang w:eastAsia="zh-CN"/>
+        </w:rPr>
+        <w:t>方波：根据相位累加器的最高位（符号位，bit[31]）直接判断当前处于正半周还是负半周。当bit[31] = 0时输出255（正半周），当bit[31] = 1时输出0（负半周）。这种方式产生的方波占空比精确为50%，频率与正弦波相同。</w:t>
+      </w:r>
+    </w:p>
+    <w:p>
+      <w:pPr>
+        <w:rPr>
+          <w:rFonts w:ascii="宋体" w:eastAsia="宋体" w:hAnsi="宋体"/>
+          <w:lang w:eastAsia="zh-CN"/>
+        </w:rPr>
+      </w:pPr>
+      <w:r>
+        <w:rPr>
+          <w:rFonts w:ascii="宋体" w:eastAsia="宋体" w:hAnsi="宋体"/>
+          <w:sz w:val="24"/>
+          <w:lang w:eastAsia="zh-CN"/>
+        </w:rPr>
+        <w:t>三角波：将相位累加器的高8位作为三角波的相位值。当前半周期（地址0~127）时，输出值随地址线性递增（0→255）；后半周期（地址128~255）时，输出值随地址线性递减（255→0）。通过简单的逻辑判断实现三角波的对称性。</w:t>
+      </w:r>
+    </w:p>
+    <w:p>
+      <w:pPr>
+        <w:pStyle w:val="ae"/>
+        <w:numPr>
+          <w:ilvl w:val="0"/>
+          <w:numId w:val="10"/>
+        </w:numPr>
+        <w:rPr>
+          <w:rFonts w:ascii="宋体" w:eastAsia="宋体" w:hAnsi="宋体"/>
+          <w:b/>
+          <w:sz w:val="24"/>
+          <w:lang w:eastAsia="zh-CN"/>
+        </w:rPr>
+      </w:pPr>
+      <w:r>
+        <w:rPr>
+          <w:rFonts w:ascii="宋体" w:eastAsia="宋体" w:hAnsi="宋体"/>
+          <w:b/>
+          <w:sz w:val="24"/>
+          <w:lang w:eastAsia="zh-CN"/>
+        </w:rPr>
+        <w:t>波形选择与多路复用</w:t>
+      </w:r>
+    </w:p>
+    <w:p>
+      <w:pPr>
+        <w:rPr>
+          <w:rFonts w:ascii="宋体" w:eastAsia="宋体" w:hAnsi="宋体"/>
+          <w:lang w:eastAsia="zh-CN"/>
+        </w:rPr>
+      </w:pPr>
+      <w:r>
+        <w:rPr>
+          <w:rFonts w:ascii="宋体" w:eastAsia="宋体" w:hAnsi="宋体"/>
+          <w:sz w:val="24"/>
+          <w:lang w:eastAsia="zh-CN"/>
+        </w:rPr>
+        <w:t>本</w:t>
+      </w:r>
+      <w:r>
+        <w:rPr>
+          <w:rFonts w:ascii="宋体" w:eastAsia="宋体" w:hAnsi="宋体" w:cs="微软雅黑" w:hint="eastAsia"/>
+          <w:sz w:val="24"/>
+          <w:lang w:eastAsia="zh-CN"/>
+        </w:rPr>
+        <w:t>设计</w:t>
+      </w:r>
+      <w:r>
+        <w:rPr>
+          <w:rFonts w:ascii="宋体" w:eastAsia="宋体" w:hAnsi="宋体" w:cs="MS Mincho" w:hint="eastAsia"/>
+          <w:sz w:val="24"/>
+          <w:lang w:eastAsia="zh-CN"/>
+        </w:rPr>
+        <w:t>通</w:t>
+      </w:r>
+      <w:r>
+        <w:rPr>
+          <w:rFonts w:ascii="宋体" w:eastAsia="宋体" w:hAnsi="宋体" w:cs="微软雅黑" w:hint="eastAsia"/>
+          <w:sz w:val="24"/>
+          <w:lang w:eastAsia="zh-CN"/>
+        </w:rPr>
+        <w:t>过</w:t>
+      </w:r>
+      <w:r>
+        <w:rPr>
+          <w:rFonts w:ascii="宋体" w:eastAsia="宋体" w:hAnsi="宋体"/>
+          <w:sz w:val="24"/>
+          <w:lang w:eastAsia="zh-CN"/>
+        </w:rPr>
+        <w:t>2位波形选择信号wave_sel[1:0]控制输出波形类型：    wave_sel = 2'b00 → 正弦波输出    wave_sel = 2'b01 → 方波输出    wave_sel = 2'b10 → 三角波输出</w:t>
+      </w:r>
+    </w:p>
+    <w:p>
+      <w:pPr>
+        <w:rPr>
+          <w:rFonts w:ascii="宋体" w:eastAsia="宋体" w:hAnsi="宋体"/>
+          <w:lang w:eastAsia="zh-CN"/>
+        </w:rPr>
+      </w:pPr>
+      <w:r>
+        <w:rPr>
+          <w:rFonts w:ascii="宋体" w:eastAsia="宋体" w:hAnsi="宋体"/>
+          <w:sz w:val="24"/>
+          <w:lang w:eastAsia="zh-CN"/>
+        </w:rPr>
+        <w:t>DDS核心模块内部根据wave_sel信号，选择不同的波形生成逻辑，并通过多路选择器（MUX）将对应的波形数据输出到dds_out[7:0]总线。波形切换时，相位累加器保持不变，仅改变波形生成方式，因此切换过程中相位连续，不会产生波形跳变。</w:t>
+      </w:r>
+    </w:p>
+    <w:p>
+      <w:pPr>
+        <w:pStyle w:val="ae"/>
+        <w:numPr>
+          <w:ilvl w:val="0"/>
+          <w:numId w:val="10"/>
+        </w:numPr>
+        <w:rPr>
+          <w:rFonts w:ascii="宋体" w:eastAsia="宋体" w:hAnsi="宋体"/>
+          <w:b/>
+          <w:sz w:val="24"/>
+          <w:lang w:eastAsia="zh-CN"/>
+        </w:rPr>
+      </w:pPr>
+      <w:r>
+        <w:rPr>
+          <w:rFonts w:ascii="宋体" w:eastAsia="宋体" w:hAnsi="宋体"/>
+          <w:b/>
+          <w:sz w:val="24"/>
+          <w:lang w:eastAsia="zh-CN"/>
+        </w:rPr>
+        <w:t>时钟管理</w:t>
+      </w:r>
+    </w:p>
+    <w:p>
+      <w:pPr>
+        <w:rPr>
+          <w:rFonts w:ascii="宋体" w:eastAsia="宋体" w:hAnsi="宋体"/>
+          <w:lang w:eastAsia="zh-CN"/>
+        </w:rPr>
+      </w:pPr>
+      <w:r>
+        <w:rPr>
+          <w:rFonts w:ascii="宋体" w:eastAsia="宋体" w:hAnsi="宋体"/>
+          <w:sz w:val="24"/>
+          <w:lang w:eastAsia="zh-CN"/>
+        </w:rPr>
+        <w:t>本系</w:t>
+      </w:r>
+      <w:r>
+        <w:rPr>
+          <w:rFonts w:ascii="宋体" w:eastAsia="宋体" w:hAnsi="宋体" w:cs="微软雅黑" w:hint="eastAsia"/>
+          <w:sz w:val="24"/>
+          <w:lang w:eastAsia="zh-CN"/>
+        </w:rPr>
+        <w:t>统</w:t>
+      </w:r>
+      <w:r>
+        <w:rPr>
+          <w:rFonts w:ascii="宋体" w:eastAsia="宋体" w:hAnsi="宋体" w:cs="MS Mincho" w:hint="eastAsia"/>
+          <w:sz w:val="24"/>
+          <w:lang w:eastAsia="zh-CN"/>
+        </w:rPr>
+        <w:t>使用</w:t>
+      </w:r>
+      <w:r>
+        <w:rPr>
+          <w:rFonts w:ascii="宋体" w:eastAsia="宋体" w:hAnsi="宋体"/>
+          <w:sz w:val="24"/>
+          <w:lang w:eastAsia="zh-CN"/>
+        </w:rPr>
+        <w:t>PLL（Phase-Locked Loop，锁相环）将输入的50MHz时钟倍频至100MHz，作为DDS核心模块的工作时钟。PLL倍频后的100MHz时钟保证了相位累加器的高更新速率，从而实现高频信号输出和精细的频率分辨率。</w:t>
+      </w:r>
+    </w:p>
+    <w:p>
+      <w:pPr>
+        <w:rPr>
+          <w:rFonts w:ascii="宋体" w:eastAsia="宋体" w:hAnsi="宋体"/>
+          <w:b/>
+          <w:sz w:val="24"/>
+          <w:lang w:eastAsia="zh-CN"/>
+        </w:rPr>
+      </w:pPr>
+      <w:r>
+        <w:rPr>
+          <w:rFonts w:ascii="宋体" w:eastAsia="宋体" w:hAnsi="宋体"/>
+          <w:b/>
+          <w:sz w:val="24"/>
+          <w:lang w:eastAsia="zh-CN"/>
+        </w:rPr>
+        <w:t>七、模块接口定义</w:t>
+      </w:r>
+    </w:p>
+    <w:p>
+      <w:pPr>
+        <w:rPr>
+          <w:rFonts w:ascii="宋体" w:eastAsia="宋体" w:hAnsi="宋体"/>
+          <w:sz w:val="24"/>
+          <w:lang w:eastAsia="zh-CN"/>
+        </w:rPr>
+      </w:pPr>
+      <w:r>
+        <w:rPr>
+          <w:rFonts w:ascii="宋体" w:eastAsia="宋体" w:hAnsi="宋体"/>
+          <w:sz w:val="24"/>
+          <w:lang w:eastAsia="zh-CN"/>
+        </w:rPr>
+        <w:lastRenderedPageBreak/>
+        <w:t xml:space="preserve">输入接口：    </w:t>
+      </w:r>
+    </w:p>
+    <w:p>
+      <w:pPr>
+        <w:rPr>
+          <w:rFonts w:ascii="宋体" w:eastAsia="宋体" w:hAnsi="宋体"/>
+          <w:sz w:val="24"/>
+          <w:lang w:eastAsia="zh-CN"/>
+        </w:rPr>
+      </w:pPr>
+      <w:r>
+        <w:rPr>
+          <w:rFonts w:ascii="宋体" w:eastAsia="宋体" w:hAnsi="宋体"/>
+          <w:sz w:val="24"/>
+          <w:lang w:eastAsia="zh-CN"/>
+        </w:rPr>
+        <w:t xml:space="preserve">clk         - 100MHz系统时钟（PLL倍频后）   </w:t>
+      </w:r>
+    </w:p>
+    <w:p>
+      <w:pPr>
+        <w:rPr>
+          <w:rFonts w:ascii="宋体" w:eastAsia="宋体" w:hAnsi="宋体"/>
+          <w:sz w:val="24"/>
+          <w:lang w:eastAsia="zh-CN"/>
+        </w:rPr>
+      </w:pPr>
+      <w:r>
+        <w:rPr>
+          <w:rFonts w:ascii="宋体" w:eastAsia="宋体" w:hAnsi="宋体"/>
+          <w:sz w:val="24"/>
+          <w:lang w:eastAsia="zh-CN"/>
+        </w:rPr>
+        <w:t xml:space="preserve">rst_n       - 低电平有效复位信号    </w:t>
+      </w:r>
+    </w:p>
+    <w:p>
+      <w:pPr>
+        <w:rPr>
+          <w:rFonts w:ascii="宋体" w:eastAsia="宋体" w:hAnsi="宋体"/>
+          <w:sz w:val="24"/>
+          <w:lang w:eastAsia="zh-CN"/>
+        </w:rPr>
+      </w:pPr>
+      <w:r>
+        <w:rPr>
+          <w:rFonts w:ascii="宋体" w:eastAsia="宋体" w:hAnsi="宋体"/>
+          <w:sz w:val="24"/>
+          <w:lang w:eastAsia="zh-CN"/>
+        </w:rPr>
+        <w:t xml:space="preserve">fcw[31:0]   - 32位频率控制字，决定输出频率    </w:t>
+      </w:r>
+    </w:p>
+    <w:p>
+      <w:pPr>
+        <w:rPr>
+          <w:rFonts w:ascii="宋体" w:eastAsia="宋体" w:hAnsi="宋体"/>
+          <w:sz w:val="24"/>
+          <w:lang w:eastAsia="zh-CN"/>
+        </w:rPr>
+      </w:pPr>
+      <w:r>
+        <w:rPr>
+          <w:rFonts w:ascii="宋体" w:eastAsia="宋体" w:hAnsi="宋体"/>
+          <w:sz w:val="24"/>
+          <w:lang w:eastAsia="zh-CN"/>
+        </w:rPr>
+        <w:t>wave_sel[1:0] - 2位波形选择信号</w:t>
+      </w:r>
+    </w:p>
+    <w:p>
+      <w:pPr>
+        <w:rPr>
+          <w:rFonts w:ascii="宋体" w:eastAsia="宋体" w:hAnsi="宋体"/>
+          <w:sz w:val="24"/>
+          <w:lang w:eastAsia="zh-CN"/>
+        </w:rPr>
+      </w:pPr>
+      <w:r>
+        <w:rPr>
+          <w:rFonts w:ascii="宋体" w:eastAsia="宋体" w:hAnsi="宋体"/>
+          <w:sz w:val="24"/>
+          <w:lang w:eastAsia="zh-CN"/>
+        </w:rPr>
+        <w:t xml:space="preserve">输出接口：    </w:t>
+      </w:r>
+    </w:p>
+    <w:p>
+      <w:pPr>
+        <w:rPr>
+          <w:rFonts w:ascii="宋体" w:eastAsia="宋体" w:hAnsi="宋体"/>
+          <w:lang w:eastAsia="zh-CN"/>
+        </w:rPr>
+      </w:pPr>
+      <w:r>
+        <w:rPr>
+          <w:rFonts w:ascii="宋体" w:eastAsia="宋体" w:hAnsi="宋体"/>
+          <w:sz w:val="24"/>
+          <w:lang w:eastAsia="zh-CN"/>
+        </w:rPr>
+        <w:t>dds_out[7:0] - 8位波形数据输出，连接DAC</w:t>
+      </w:r>
+    </w:p>
+    <w:p>
+      <w:pPr>
+        <w:rPr>
+          <w:rFonts w:ascii="宋体" w:eastAsia="宋体" w:hAnsi="宋体"/>
+          <w:lang w:eastAsia="zh-CN"/>
+        </w:rPr>
+      </w:pPr>
+      <w:r>
+        <w:rPr>
+          <w:rFonts w:ascii="宋体" w:eastAsia="宋体" w:hAnsi="宋体"/>
+          <w:sz w:val="24"/>
+          <w:lang w:eastAsia="zh-CN"/>
+        </w:rPr>
+        <w:t>该模块在每个时钟周期内完成一次相位累加和波形查表操作，具有单周期流水线处理能力，可实现高频率、低延迟的波形输出。</w:t>
+      </w:r>
+    </w:p>
+    <w:p>
+      <w:pPr>
+        <w:jc w:val="center"/>
+      </w:pPr>
+      <w:r>
+        <w:rPr>
+          <w:noProof/>
+        </w:rPr>
+        <w:drawing>
+          <wp:inline distT="0" distB="0" distL="0" distR="0" wp14:anchorId="7AB44293" wp14:editId="706B0B1E">
+            <wp:extent cx="4754880" cy="2083599"/>
+            <wp:effectExtent l="0" t="0" r="0" b="0"/>
+            <wp:docPr id="7" name="Picture 7"/>
+            <wp:cNvGraphicFramePr>
+              <a:graphicFrameLocks xmlns:a="http://schemas.openxmlformats.org/drawingml/2006/main" noChangeAspect="1"/>
+            </wp:cNvGraphicFramePr>
+            <a:graphic xmlns:a="http://schemas.openxmlformats.org/drawingml/2006/main">
+              <a:graphicData uri="http://schemas.openxmlformats.org/drawingml/2006/picture">
+                <pic:pic xmlns:pic="http://schemas.openxmlformats.org/drawingml/2006/picture">
+                  <pic:nvPicPr>
+                    <pic:cNvPr id="0" name="freq_resolution.png"/>
+                    <pic:cNvPicPr/>
+                  </pic:nvPicPr>
+                  <pic:blipFill>
+                    <a:blip r:embed="rId14"/>
+                    <a:stretch>
+                      <a:fillRect/>
+                    </a:stretch>
+                  </pic:blipFill>
+                  <pic:spPr>
+                    <a:xfrm>
+                      <a:off x="0" y="0"/>
+                      <a:ext cx="4754880" cy="2083599"/>
+                    </a:xfrm>
+                    <a:prstGeom prst="rect">
+                      <a:avLst/>
+                    </a:prstGeom>
+                  </pic:spPr>
+                </pic:pic>
+              </a:graphicData>
+            </a:graphic>
+          </wp:inline>
+        </w:drawing>
+      </w:r>
+    </w:p>
+    <w:p>
+      <w:pPr>
+        <w:jc w:val="center"/>
+        <w:rPr>
+          <w:lang w:eastAsia="zh-CN"/>
+        </w:rPr>
+      </w:pPr>
+      <w:r>
+        <w:rPr>
+          <w:b/>
+          <w:sz w:val="21"/>
+          <w:lang w:eastAsia="zh-CN"/>
+        </w:rPr>
+        <w:t>图</w:t>
+      </w:r>
+      <w:r>
+        <w:rPr>
+          <w:b/>
+          <w:sz w:val="21"/>
+          <w:lang w:eastAsia="zh-CN"/>
+        </w:rPr>
+        <w:t xml:space="preserve">4  </w:t>
+      </w:r>
+      <w:r>
+        <w:rPr>
+          <w:b/>
+          <w:sz w:val="21"/>
+          <w:lang w:eastAsia="zh-CN"/>
+        </w:rPr>
+        <w:t>频率分辨率计算示意图</w:t>
+      </w:r>
+    </w:p>
+    <w:p>
+      <w:pPr>
+        <w:pStyle w:val="4"/>
+        <w:rPr>
           <w:rFonts w:ascii="宋体" w:eastAsia="宋体" w:hAnsi="宋体" w:hint="eastAsia"/>
-        </w:rPr>
-      </w:pPr>
-      <w:r>
-        <w:rPr>
-          <w:rFonts w:ascii="宋体" w:eastAsia="宋体" w:hAnsi="宋体"/>
-        </w:rPr>
-        <w:t>按键控制模块（Key_Control）负责实现按键消抖和频率/波形控制功能。</w:t>
-      </w:r>
-      <w:r>
-        <w:rPr>
-          <w:rFonts w:ascii="宋体" w:eastAsia="宋体" w:hAnsi="宋体"/>
-          <w:lang w:eastAsia="zh-CN"/>
-        </w:rPr>
-        <w:t>该模块包含以下主要功能：</w:t>
+          <w:i w:val="0"/>
+          <w:iCs w:val="0"/>
+          <w:lang w:eastAsia="zh-CN"/>
+        </w:rPr>
+      </w:pPr>
+      <w:r>
+        <w:rPr>
+          <w:rFonts w:ascii="宋体" w:eastAsia="宋体" w:hAnsi="宋体"/>
+          <w:i w:val="0"/>
+          <w:iCs w:val="0"/>
+          <w:lang w:eastAsia="zh-CN"/>
+        </w:rPr>
+        <w:t>按键控制模块设计</w:t>
+      </w:r>
+    </w:p>
+    <w:p>
+      <w:pPr>
+        <w:rPr>
+          <w:rFonts w:ascii="宋体" w:eastAsia="宋体" w:hAnsi="宋体" w:hint="eastAsia"/>
+        </w:rPr>
+      </w:pPr>
+      <w:r>
+        <w:rPr>
+          <w:rFonts w:ascii="宋体" w:eastAsia="宋体" w:hAnsi="宋体"/>
+          <w:lang w:eastAsia="zh-CN"/>
+        </w:rPr>
+        <w:t>按键控制模块（Key_Control）负责实现按键消抖和频率/波形控制功能。该模块包含以下主要功能：</w:t>
       </w:r>
       <w:r>
         <w:rPr>
@@ -5241,7 +6275,15 @@
           <w:lang w:eastAsia="zh-CN"/>
         </w:rPr>
         <w:br/>
-        <w:t>3. 波形切换：Wave按键每按一次，wave_sel在00→01→10之间循环切换，分别对应正弦波、方波、三角波。</w:t>
+        <w:t>3. 波形切换：Wave按键每按一次，wave_sel在00→01→10之间循环切换，分别对应正</w:t>
+      </w:r>
+      <w:r>
+        <w:rPr>
+          <w:rFonts w:ascii="宋体" w:eastAsia="宋体" w:hAnsi="宋体"/>
+          <w:lang w:eastAsia="zh-CN"/>
+        </w:rPr>
+        <w:lastRenderedPageBreak/>
+        <w:t>弦波、方波、三角波。</w:t>
       </w:r>
       <w:r>
         <w:rPr>
@@ -5295,22 +6337,103 @@
     </w:p>
     <w:p>
       <w:pPr>
-        <w:pStyle w:val="4"/>
-        <w:rPr>
-          <w:rFonts w:ascii="宋体" w:eastAsia="宋体" w:hAnsi="宋体" w:hint="eastAsia"/>
-          <w:lang w:eastAsia="zh-CN"/>
-        </w:rPr>
-      </w:pPr>
-      <w:r>
-        <w:rPr>
-          <w:rFonts w:ascii="宋体" w:eastAsia="宋体" w:hAnsi="宋体"/>
-          <w:lang w:eastAsia="zh-CN"/>
-        </w:rPr>
-        <w:t>UART解析模块设计</w:t>
+        <w:jc w:val="center"/>
+      </w:pPr>
+      <w:r>
+        <w:rPr>
+          <w:noProof/>
+        </w:rPr>
+        <w:drawing>
+          <wp:inline distT="0" distB="0" distL="0" distR="0" wp14:anchorId="559678B4" wp14:editId="08A18682">
+            <wp:extent cx="4754880" cy="1879538"/>
+            <wp:effectExtent l="0" t="0" r="0" b="0"/>
+            <wp:docPr id="6" name="Picture 6"/>
+            <wp:cNvGraphicFramePr>
+              <a:graphicFrameLocks xmlns:a="http://schemas.openxmlformats.org/drawingml/2006/main" noChangeAspect="1"/>
+            </wp:cNvGraphicFramePr>
+            <a:graphic xmlns:a="http://schemas.openxmlformats.org/drawingml/2006/main">
+              <a:graphicData uri="http://schemas.openxmlformats.org/drawingml/2006/picture">
+                <pic:pic xmlns:pic="http://schemas.openxmlformats.org/drawingml/2006/picture">
+                  <pic:nvPicPr>
+                    <pic:cNvPr id="0" name="debounce_timing.png"/>
+                    <pic:cNvPicPr/>
+                  </pic:nvPicPr>
+                  <pic:blipFill>
+                    <a:blip r:embed="rId15"/>
+                    <a:stretch>
+                      <a:fillRect/>
+                    </a:stretch>
+                  </pic:blipFill>
+                  <pic:spPr>
+                    <a:xfrm>
+                      <a:off x="0" y="0"/>
+                      <a:ext cx="4754880" cy="1879538"/>
+                    </a:xfrm>
+                    <a:prstGeom prst="rect">
+                      <a:avLst/>
+                    </a:prstGeom>
+                  </pic:spPr>
+                </pic:pic>
+              </a:graphicData>
+            </a:graphic>
+          </wp:inline>
+        </w:drawing>
       </w:r>
     </w:p>
     <w:p>
       <w:pPr>
+        <w:jc w:val="center"/>
+        <w:rPr>
+          <w:lang w:eastAsia="zh-CN"/>
+        </w:rPr>
+      </w:pPr>
+      <w:r>
+        <w:rPr>
+          <w:b/>
+          <w:sz w:val="21"/>
+          <w:lang w:eastAsia="zh-CN"/>
+        </w:rPr>
+        <w:t>图</w:t>
+      </w:r>
+      <w:r>
+        <w:rPr>
+          <w:b/>
+          <w:sz w:val="21"/>
+          <w:lang w:eastAsia="zh-CN"/>
+        </w:rPr>
+        <w:t xml:space="preserve">5  </w:t>
+      </w:r>
+      <w:r>
+        <w:rPr>
+          <w:b/>
+          <w:sz w:val="21"/>
+          <w:lang w:eastAsia="zh-CN"/>
+        </w:rPr>
+        <w:t>按键消抖时序图</w:t>
+      </w:r>
+    </w:p>
+    <w:p>
+      <w:pPr>
+        <w:pStyle w:val="4"/>
+        <w:rPr>
+          <w:rFonts w:ascii="宋体" w:eastAsia="宋体" w:hAnsi="宋体" w:hint="eastAsia"/>
+          <w:i w:val="0"/>
+          <w:iCs w:val="0"/>
+          <w:lang w:eastAsia="zh-CN"/>
+        </w:rPr>
+      </w:pPr>
+      <w:r>
+        <w:rPr>
+          <w:rFonts w:ascii="宋体" w:eastAsia="宋体" w:hAnsi="宋体"/>
+          <w:i w:val="0"/>
+          <w:iCs w:val="0"/>
+          <w:lang w:eastAsia="zh-CN"/>
+        </w:rPr>
+        <w:t>UART解析模块设计</w:t>
+      </w:r>
+    </w:p>
+    <w:p>
+      <w:pPr>
         <w:rPr>
           <w:rFonts w:ascii="宋体" w:eastAsia="宋体" w:hAnsi="宋体" w:hint="eastAsia"/>
         </w:rPr>
@@ -5396,41 +6519,39 @@
           <w:lang w:eastAsia="zh-CN"/>
         </w:rPr>
         <w:br/>
-        <w:t>4. 模式切换：当UART指令有效时，输出fcw_sel信号，通知按键控制模块切换到UART</w:t>
-      </w:r>
-      <w:r>
-        <w:rPr>
-          <w:rFonts w:ascii="宋体" w:eastAsia="宋体" w:hAnsi="宋体"/>
-          <w:lang w:eastAsia="zh-CN"/>
+        <w:t>4. 模式切换：当UART指令有效时，输出fcw_sel信号，通知按键控制模块切换到UART控制模式。</w:t>
+      </w:r>
+      <w:r>
+        <w:rPr>
+          <w:rFonts w:ascii="宋体" w:eastAsia="宋体" w:hAnsi="宋体"/>
+          <w:lang w:eastAsia="zh-CN"/>
+        </w:rPr>
+        <w:br/>
+      </w:r>
+      <w:r>
+        <w:rPr>
+          <w:rFonts w:ascii="宋体" w:eastAsia="宋体" w:hAnsi="宋体"/>
+          <w:lang w:eastAsia="zh-CN"/>
+        </w:rPr>
+        <w:br/>
+      </w:r>
+      <w:r>
+        <w:rPr>
+          <w:rFonts w:ascii="宋体" w:eastAsia="宋体" w:hAnsi="宋体"/>
+        </w:rPr>
+        <w:t>模块接口定义：</w:t>
+      </w:r>
+      <w:r>
+        <w:rPr>
+          <w:rFonts w:ascii="宋体" w:eastAsia="宋体" w:hAnsi="宋体"/>
+        </w:rPr>
+        <w:br/>
+      </w:r>
+      <w:r>
+        <w:rPr>
+          <w:rFonts w:ascii="宋体" w:eastAsia="宋体" w:hAnsi="宋体"/>
         </w:rPr>
         <w:lastRenderedPageBreak/>
-        <w:t>控制模式。</w:t>
-      </w:r>
-      <w:r>
-        <w:rPr>
-          <w:rFonts w:ascii="宋体" w:eastAsia="宋体" w:hAnsi="宋体"/>
-          <w:lang w:eastAsia="zh-CN"/>
-        </w:rPr>
-        <w:br/>
-      </w:r>
-      <w:r>
-        <w:rPr>
-          <w:rFonts w:ascii="宋体" w:eastAsia="宋体" w:hAnsi="宋体"/>
-          <w:lang w:eastAsia="zh-CN"/>
-        </w:rPr>
-        <w:br/>
-      </w:r>
-      <w:r>
-        <w:rPr>
-          <w:rFonts w:ascii="宋体" w:eastAsia="宋体" w:hAnsi="宋体"/>
-        </w:rPr>
-        <w:t>模块接口定义：</w:t>
-      </w:r>
-      <w:r>
-        <w:rPr>
-          <w:rFonts w:ascii="宋体" w:eastAsia="宋体" w:hAnsi="宋体"/>
-        </w:rPr>
-        <w:br/>
         <w:t>- 输入：clk(100MHz), rst_n, uart_rx(串口接收)</w:t>
       </w:r>
       <w:r>
@@ -5443,22 +6564,103 @@
     </w:p>
     <w:p>
       <w:pPr>
-        <w:pStyle w:val="4"/>
-        <w:rPr>
-          <w:rFonts w:ascii="宋体" w:eastAsia="宋体" w:hAnsi="宋体" w:hint="eastAsia"/>
-          <w:lang w:eastAsia="zh-CN"/>
-        </w:rPr>
-      </w:pPr>
-      <w:r>
-        <w:rPr>
-          <w:rFonts w:ascii="宋体" w:eastAsia="宋体" w:hAnsi="宋体"/>
-          <w:lang w:eastAsia="zh-CN"/>
-        </w:rPr>
-        <w:t>系统顶层模块设计</w:t>
+        <w:jc w:val="center"/>
+      </w:pPr>
+      <w:r>
+        <w:rPr>
+          <w:noProof/>
+        </w:rPr>
+        <w:drawing>
+          <wp:inline distT="0" distB="0" distL="0" distR="0" wp14:anchorId="37B1D908" wp14:editId="3CDFDD66">
+            <wp:extent cx="4754880" cy="1483174"/>
+            <wp:effectExtent l="0" t="0" r="0" b="0"/>
+            <wp:docPr id="5" name="Picture 5"/>
+            <wp:cNvGraphicFramePr>
+              <a:graphicFrameLocks xmlns:a="http://schemas.openxmlformats.org/drawingml/2006/main" noChangeAspect="1"/>
+            </wp:cNvGraphicFramePr>
+            <a:graphic xmlns:a="http://schemas.openxmlformats.org/drawingml/2006/main">
+              <a:graphicData uri="http://schemas.openxmlformats.org/drawingml/2006/picture">
+                <pic:pic xmlns:pic="http://schemas.openxmlformats.org/drawingml/2006/picture">
+                  <pic:nvPicPr>
+                    <pic:cNvPr id="0" name="uart_format.png"/>
+                    <pic:cNvPicPr/>
+                  </pic:nvPicPr>
+                  <pic:blipFill>
+                    <a:blip r:embed="rId16"/>
+                    <a:stretch>
+                      <a:fillRect/>
+                    </a:stretch>
+                  </pic:blipFill>
+                  <pic:spPr>
+                    <a:xfrm>
+                      <a:off x="0" y="0"/>
+                      <a:ext cx="4754880" cy="1483174"/>
+                    </a:xfrm>
+                    <a:prstGeom prst="rect">
+                      <a:avLst/>
+                    </a:prstGeom>
+                  </pic:spPr>
+                </pic:pic>
+              </a:graphicData>
+            </a:graphic>
+          </wp:inline>
+        </w:drawing>
       </w:r>
     </w:p>
     <w:p>
       <w:pPr>
+        <w:jc w:val="center"/>
+        <w:rPr>
+          <w:lang w:eastAsia="zh-CN"/>
+        </w:rPr>
+      </w:pPr>
+      <w:r>
+        <w:rPr>
+          <w:b/>
+          <w:sz w:val="21"/>
+          <w:lang w:eastAsia="zh-CN"/>
+        </w:rPr>
+        <w:t>图</w:t>
+      </w:r>
+      <w:r>
+        <w:rPr>
+          <w:b/>
+          <w:sz w:val="21"/>
+          <w:lang w:eastAsia="zh-CN"/>
+        </w:rPr>
+        <w:t>6  UART</w:t>
+      </w:r>
+      <w:r>
+        <w:rPr>
+          <w:b/>
+          <w:sz w:val="21"/>
+          <w:lang w:eastAsia="zh-CN"/>
+        </w:rPr>
+        <w:t>串口指令格式</w:t>
+      </w:r>
+    </w:p>
+    <w:p>
+      <w:pPr>
+        <w:pStyle w:val="4"/>
+        <w:rPr>
+          <w:rFonts w:ascii="宋体" w:eastAsia="宋体" w:hAnsi="宋体" w:hint="eastAsia"/>
+          <w:i w:val="0"/>
+          <w:iCs w:val="0"/>
+          <w:lang w:eastAsia="zh-CN"/>
+        </w:rPr>
+      </w:pPr>
+      <w:r>
+        <w:rPr>
+          <w:rFonts w:ascii="宋体" w:eastAsia="宋体" w:hAnsi="宋体"/>
+          <w:i w:val="0"/>
+          <w:iCs w:val="0"/>
+          <w:lang w:eastAsia="zh-CN"/>
+        </w:rPr>
+        <w:t>系统顶层模块设计</w:t>
+      </w:r>
+    </w:p>
+    <w:p>
+      <w:pPr>
         <w:rPr>
           <w:rFonts w:ascii="宋体" w:eastAsia="宋体" w:hAnsi="宋体" w:hint="eastAsia"/>
         </w:rPr>
@@ -5644,6 +6846,7 @@
           <w:rFonts w:ascii="宋体" w:eastAsia="宋体" w:hAnsi="宋体"/>
           <w:lang w:eastAsia="zh-CN"/>
         </w:rPr>
+        <w:lastRenderedPageBreak/>
         <w:t>调试原则方法步骤</w:t>
       </w:r>
       <w:bookmarkEnd w:id="17"/>
@@ -5702,13 +6905,6 @@
           <w:lang w:eastAsia="zh-CN"/>
         </w:rPr>
         <w:br/>
-      </w:r>
-      <w:r>
-        <w:rPr>
-          <w:rFonts w:ascii="宋体" w:eastAsia="宋体" w:hAnsi="宋体"/>
-          <w:lang w:eastAsia="zh-CN"/>
-        </w:rPr>
-        <w:lastRenderedPageBreak/>
         <w:t>（3）避开死胡同；</w:t>
       </w:r>
       <w:r>
@@ -5862,15 +7058,81 @@
     </w:p>
     <w:p>
       <w:pPr>
+        <w:jc w:val="center"/>
+      </w:pPr>
+      <w:r>
+        <w:rPr>
+          <w:noProof/>
+        </w:rPr>
+        <w:lastRenderedPageBreak/>
+        <w:drawing>
+          <wp:inline distT="0" distB="0" distL="0" distR="0" wp14:anchorId="733D758F" wp14:editId="17D3D12F">
+            <wp:extent cx="4754880" cy="4754880"/>
+            <wp:effectExtent l="0" t="0" r="0" b="0"/>
+            <wp:docPr id="4" name="Picture 4"/>
+            <wp:cNvGraphicFramePr>
+              <a:graphicFrameLocks xmlns:a="http://schemas.openxmlformats.org/drawingml/2006/main" noChangeAspect="1"/>
+            </wp:cNvGraphicFramePr>
+            <a:graphic xmlns:a="http://schemas.openxmlformats.org/drawingml/2006/main">
+              <a:graphicData uri="http://schemas.openxmlformats.org/drawingml/2006/picture">
+                <pic:pic xmlns:pic="http://schemas.openxmlformats.org/drawingml/2006/picture">
+                  <pic:nvPicPr>
+                    <pic:cNvPr id="0" name="debug_flow.png"/>
+                    <pic:cNvPicPr/>
+                  </pic:nvPicPr>
+                  <pic:blipFill>
+                    <a:blip r:embed="rId17"/>
+                    <a:stretch>
+                      <a:fillRect/>
+                    </a:stretch>
+                  </pic:blipFill>
+                  <pic:spPr>
+                    <a:xfrm>
+                      <a:off x="0" y="0"/>
+                      <a:ext cx="4754880" cy="4754880"/>
+                    </a:xfrm>
+                    <a:prstGeom prst="rect">
+                      <a:avLst/>
+                    </a:prstGeom>
+                  </pic:spPr>
+                </pic:pic>
+              </a:graphicData>
+            </a:graphic>
+          </wp:inline>
+        </w:drawing>
+      </w:r>
+    </w:p>
+    <w:p>
+      <w:pPr>
+        <w:jc w:val="center"/>
+        <w:rPr>
+          <w:rFonts w:ascii="宋体" w:eastAsia="宋体" w:hAnsi="宋体"/>
+          <w:lang w:eastAsia="zh-CN"/>
+        </w:rPr>
+      </w:pPr>
+      <w:r>
+        <w:rPr>
+          <w:rFonts w:ascii="宋体" w:eastAsia="宋体" w:hAnsi="宋体"/>
+          <w:b/>
+          <w:sz w:val="21"/>
+          <w:lang w:eastAsia="zh-CN"/>
+        </w:rPr>
+        <w:t>图7  系统调试流程图</w:t>
+      </w:r>
+    </w:p>
+    <w:p>
+      <w:pPr>
         <w:pStyle w:val="31"/>
         <w:rPr>
           <w:rFonts w:ascii="宋体" w:eastAsia="宋体" w:hAnsi="宋体" w:hint="eastAsia"/>
+          <w:lang w:eastAsia="zh-CN"/>
         </w:rPr>
       </w:pPr>
       <w:bookmarkStart w:id="20" w:name="_Toc232803116"/>
       <w:r>
         <w:rPr>
           <w:rFonts w:ascii="宋体" w:eastAsia="宋体" w:hAnsi="宋体"/>
+          <w:lang w:eastAsia="zh-CN"/>
         </w:rPr>
         <w:t>测试用例</w:t>
       </w:r>
@@ -6866,6 +8128,7 @@
     <w:p/>
     <w:p/>
     <w:sectPr>
+      <w:footerReference w:type="default" r:id="rId18"/>
       <w:pgSz w:w="12240" w:h="15840"/>
       <w:pgMar w:top="1440" w:right="1800" w:bottom="1440" w:left="1800" w:header="720" w:footer="720" w:gutter="0"/>
       <w:cols w:space="720"/>
@@ -6873,6 +8136,99 @@
     </w:sectPr>
   </w:body>
 </w:document>
+</file>
+
+<file path=word/endnotes.xml><?xml version="1.0" encoding="utf-8"?>
+<w:endnotes xmlns:wpc="http://schemas.microsoft.com/office/word/2010/wordprocessingCanvas" xmlns:cx="http://schemas.microsoft.com/office/drawing/2014/chartex" xmlns:cx1="http://schemas.microsoft.com/office/drawing/2015/9/8/chartex" xmlns:cx2="http://schemas.microsoft.com/office/drawing/2015/10/21/chartex" xmlns:cx3="http://schemas.microsoft.com/office/drawing/2016/5/9/chartex" xmlns:cx4="http://schemas.microsoft.com/office/drawing/2016/5/10/chartex" xmlns:cx5="http://schemas.microsoft.com/office/drawing/2016/5/11/chartex" xmlns:cx6="http://schemas.microsoft.com/office/drawing/2016/5/12/chartex" xmlns:cx7="http://schemas.microsoft.com/office/drawing/2016/5/13/chartex" xmlns:cx8="http://schemas.microsoft.com/office/drawing/2016/5/14/chartex" xmlns:mc="http://schemas.openxmlformats.org/markup-compatibility/2006" xmlns:aink="http://schemas.microsoft.com/office/drawing/2016/ink" xmlns:am3d="http://schemas.microsoft.com/office/drawing/2017/model3d" xmlns:o="urn:schemas-microsoft-com:office:office" xmlns:oel="http://schemas.microsoft.com/office/2019/extlst" xmlns:r="http://schemas.openxmlformats.org/officeDocument/2006/relationships" xmlns:m="http://schemas.openxmlformats.org/officeDocument/2006/math" xmlns:v="urn:schemas-microsoft-com:vml" xmlns:wp14="http://schemas.microsoft.com/office/word/2010/wordprocessingDrawing" xmlns:wp="http://schemas.openxmlformats.org/drawingml/2006/wordprocessingDrawing" xmlns:w10="urn:schemas-microsoft-com:office:word" xmlns:w="http://schemas.openxmlformats.org/wordprocessingml/2006/main" xmlns:w14="http://schemas.microsoft.com/office/word/2010/wordml" xmlns:w15="http://schemas.microsoft.com/office/word/2012/wordml" xmlns:w16cex="http://schemas.microsoft.com/office/word/2018/wordml/cex" xmlns:w16cid="http://schemas.microsoft.com/office/word/2016/wordml/cid" xmlns:w16="http://schemas.microsoft.com/office/word/2018/wordml" xmlns:w16du="http://schemas.microsoft.com/office/word/2023/wordml/word16du" xmlns:w16sdtdh="http://schemas.microsoft.com/office/word/2020/wordml/sdtdatahash" xmlns:w16sdtfl="http://schemas.microsoft.com/office/word/2024/wordml/sdtformatlock" xmlns:w16se="http://schemas.microsoft.com/office/word/2015/wordml/symex" xmlns:wpg="http://schemas.microsoft.com/office/word/2010/wordprocessingGroup" xmlns:wpi="http://schemas.microsoft.com/office/word/2010/wordprocessingInk" xmlns:wne="http://schemas.microsoft.com/office/word/2006/wordml" xmlns:wps="http://schemas.microsoft.com/office/word/2010/wordprocessingShape" mc:Ignorable="w14 w15 w16se w16cid w16 w16cex w16sdtdh w16sdtfl w16du wp14">
+  <w:endnote w:type="separator" w:id="-1">
+    <w:p>
+      <w:pPr>
+        <w:spacing w:after="0" w:line="240" w:lineRule="auto"/>
+      </w:pPr>
+      <w:r>
+        <w:separator/>
+      </w:r>
+    </w:p>
+  </w:endnote>
+  <w:endnote w:type="continuationSeparator" w:id="0">
+    <w:p>
+      <w:pPr>
+        <w:spacing w:after="0" w:line="240" w:lineRule="auto"/>
+      </w:pPr>
+      <w:r>
+        <w:continuationSeparator/>
+      </w:r>
+    </w:p>
+  </w:endnote>
+</w:endnotes>
+</file>
+
+<file path=word/footer1.xml><?xml version="1.0" encoding="utf-8"?>
+<w:ftr xmlns:wpc="http://schemas.microsoft.com/office/word/2010/wordprocessingCanvas" xmlns:cx="http://schemas.microsoft.com/office/drawing/2014/chartex" xmlns:cx1="http://schemas.microsoft.com/office/drawing/2015/9/8/chartex" xmlns:cx2="http://schemas.microsoft.com/office/drawing/2015/10/21/chartex" xmlns:cx3="http://schemas.microsoft.com/office/drawing/2016/5/9/chartex" xmlns:cx4="http://schemas.microsoft.com/office/drawing/2016/5/10/chartex" xmlns:cx5="http://schemas.microsoft.com/office/drawing/2016/5/11/chartex" xmlns:cx6="http://schemas.microsoft.com/office/drawing/2016/5/12/chartex" xmlns:cx7="http://schemas.microsoft.com/office/drawing/2016/5/13/chartex" xmlns:cx8="http://schemas.microsoft.com/office/drawing/2016/5/14/chartex" xmlns:mc="http://schemas.openxmlformats.org/markup-compatibility/2006" xmlns:aink="http://schemas.microsoft.com/office/drawing/2016/ink" xmlns:am3d="http://schemas.microsoft.com/office/drawing/2017/model3d" xmlns:o="urn:schemas-microsoft-com:office:office" xmlns:oel="http://schemas.microsoft.com/office/2019/extlst" xmlns:r="http://schemas.openxmlformats.org/officeDocument/2006/relationships" xmlns:m="http://schemas.openxmlformats.org/officeDocument/2006/math" xmlns:v="urn:schemas-microsoft-com:vml" xmlns:wp14="http://schemas.microsoft.com/office/word/2010/wordprocessingDrawing" xmlns:wp="http://schemas.openxmlformats.org/drawingml/2006/wordprocessingDrawing" xmlns:w10="urn:schemas-microsoft-com:office:word" xmlns:w="http://schemas.openxmlformats.org/wordprocessingml/2006/main" xmlns:w14="http://schemas.microsoft.com/office/word/2010/wordml" xmlns:w15="http://schemas.microsoft.com/office/word/2012/wordml" xmlns:w16cex="http://schemas.microsoft.com/office/word/2018/wordml/cex" xmlns:w16cid="http://schemas.microsoft.com/office/word/2016/wordml/cid" xmlns:w16="http://schemas.microsoft.com/office/word/2018/wordml" xmlns:w16du="http://schemas.microsoft.com/office/word/2023/wordml/word16du" xmlns:w16sdtdh="http://schemas.microsoft.com/office/word/2020/wordml/sdtdatahash" xmlns:w16sdtfl="http://schemas.microsoft.com/office/word/2024/wordml/sdtformatlock" xmlns:w16se="http://schemas.microsoft.com/office/word/2015/wordml/symex" xmlns:wpg="http://schemas.microsoft.com/office/word/2010/wordprocessingGroup" xmlns:wpi="http://schemas.microsoft.com/office/word/2010/wordprocessingInk" xmlns:wne="http://schemas.microsoft.com/office/word/2006/wordml" xmlns:wps="http://schemas.microsoft.com/office/word/2010/wordprocessingShape" mc:Ignorable="w14 w15 w16se w16cid w16 w16cex w16sdtdh w16sdtfl w16du wp14">
+  <w:p>
+    <w:pPr>
+      <w:jc w:val="center"/>
+    </w:pPr>
+    <w:r>
+      <w:fldChar w:fldCharType="begin"/>
+    </w:r>
+    <w:r>
+      <w:instrText>PAGE \* MERGEFORMAT</w:instrText>
+    </w:r>
+    <w:r>
+      <w:fldChar w:fldCharType="separate"/>
+    </w:r>
+    <w:r>
+      <w:rPr>
+        <w:noProof/>
+      </w:rPr>
+      <w:t>1</w:t>
+    </w:r>
+    <w:r>
+      <w:fldChar w:fldCharType="end"/>
+    </w:r>
+    <w:r>
+      <w:rPr>
+        <w:rFonts w:ascii="宋体" w:eastAsia="宋体" w:hAnsi="宋体"/>
+        <w:sz w:val="21"/>
+      </w:rPr>
+      <w:t xml:space="preserve"> / </w:t>
+    </w:r>
+    <w:fldSimple w:instr="NUMPAGES \* MERGEFORMAT">
+      <w:r>
+        <w:rPr>
+          <w:noProof/>
+        </w:rPr>
+        <w:t>2</w:t>
+      </w:r>
+    </w:fldSimple>
+  </w:p>
+</w:ftr>
+</file>
+
+<file path=word/footnotes.xml><?xml version="1.0" encoding="utf-8"?>
+<w:footnotes xmlns:wpc="http://schemas.microsoft.com/office/word/2010/wordprocessingCanvas" xmlns:cx="http://schemas.microsoft.com/office/drawing/2014/chartex" xmlns:cx1="http://schemas.microsoft.com/office/drawing/2015/9/8/chartex" xmlns:cx2="http://schemas.microsoft.com/office/drawing/2015/10/21/chartex" xmlns:cx3="http://schemas.microsoft.com/office/drawing/2016/5/9/chartex" xmlns:cx4="http://schemas.microsoft.com/office/drawing/2016/5/10/chartex" xmlns:cx5="http://schemas.microsoft.com/office/drawing/2016/5/11/chartex" xmlns:cx6="http://schemas.microsoft.com/office/drawing/2016/5/12/chartex" xmlns:cx7="http://schemas.microsoft.com/office/drawing/2016/5/13/chartex" xmlns:cx8="http://schemas.microsoft.com/office/drawing/2016/5/14/chartex" xmlns:mc="http://schemas.openxmlformats.org/markup-compatibility/2006" xmlns:aink="http://schemas.microsoft.com/office/drawing/2016/ink" xmlns:am3d="http://schemas.microsoft.com/office/drawing/2017/model3d" xmlns:o="urn:schemas-microsoft-com:office:office" xmlns:oel="http://schemas.microsoft.com/office/2019/extlst" xmlns:r="http://schemas.openxmlformats.org/officeDocument/2006/relationships" xmlns:m="http://schemas.openxmlformats.org/officeDocument/2006/math" xmlns:v="urn:schemas-microsoft-com:vml" xmlns:wp14="http://schemas.microsoft.com/office/word/2010/wordprocessingDrawing" xmlns:wp="http://schemas.openxmlformats.org/drawingml/2006/wordprocessingDrawing" xmlns:w10="urn:schemas-microsoft-com:office:word" xmlns:w="http://schemas.openxmlformats.org/wordprocessingml/2006/main" xmlns:w14="http://schemas.microsoft.com/office/word/2010/wordml" xmlns:w15="http://schemas.microsoft.com/office/word/2012/wordml" xmlns:w16cex="http://schemas.microsoft.com/office/word/2018/wordml/cex" xmlns:w16cid="http://schemas.microsoft.com/office/word/2016/wordml/cid" xmlns:w16="http://schemas.microsoft.com/office/word/2018/wordml" xmlns:w16du="http://schemas.microsoft.com/office/word/2023/wordml/word16du" xmlns:w16sdtdh="http://schemas.microsoft.com/office/word/2020/wordml/sdtdatahash" xmlns:w16sdtfl="http://schemas.microsoft.com/office/word/2024/wordml/sdtformatlock" xmlns:w16se="http://schemas.microsoft.com/office/word/2015/wordml/symex" xmlns:wpg="http://schemas.microsoft.com/office/word/2010/wordprocessingGroup" xmlns:wpi="http://schemas.microsoft.com/office/word/2010/wordprocessingInk" xmlns:wne="http://schemas.microsoft.com/office/word/2006/wordml" xmlns:wps="http://schemas.microsoft.com/office/word/2010/wordprocessingShape" mc:Ignorable="w14 w15 w16se w16cid w16 w16cex w16sdtdh w16sdtfl w16du wp14">
+  <w:footnote w:type="separator" w:id="-1">
+    <w:p>
+      <w:pPr>
+        <w:spacing w:after="0" w:line="240" w:lineRule="auto"/>
+      </w:pPr>
+      <w:r>
+        <w:separator/>
+      </w:r>
+    </w:p>
+  </w:footnote>
+  <w:footnote w:type="continuationSeparator" w:id="0">
+    <w:p>
+      <w:pPr>
+        <w:spacing w:after="0" w:line="240" w:lineRule="auto"/>
+      </w:pPr>
+      <w:r>
+        <w:continuationSeparator/>
+      </w:r>
+    </w:p>
+  </w:footnote>
+</w:footnotes>
 </file>
 
 <file path=word/numbering.xml><?xml version="1.0" encoding="utf-8"?>
@@ -7046,6 +8402,95 @@
       <w:rPr>
         <w:rFonts w:ascii="Symbol" w:hAnsi="Symbol" w:hint="default"/>
       </w:rPr>
+    </w:lvl>
+  </w:abstractNum>
+  <w:abstractNum w:abstractNumId="9" w15:restartNumberingAfterBreak="0">
+    <w:nsid w:val="7CBC09C6"/>
+    <w:multiLevelType w:val="hybridMultilevel"/>
+    <w:tmpl w:val="3C32DC5E"/>
+    <w:lvl w:ilvl="0" w:tplc="059684CE">
+      <w:start w:val="1"/>
+      <w:numFmt w:val="japaneseCounting"/>
+      <w:lvlText w:val="%1、"/>
+      <w:lvlJc w:val="left"/>
+      <w:pPr>
+        <w:ind w:left="510" w:hanging="510"/>
+      </w:pPr>
+      <w:rPr>
+        <w:rFonts w:hint="default"/>
+      </w:rPr>
+    </w:lvl>
+    <w:lvl w:ilvl="1" w:tplc="04090019" w:tentative="1">
+      <w:start w:val="1"/>
+      <w:numFmt w:val="lowerLetter"/>
+      <w:lvlText w:val="%2)"/>
+      <w:lvlJc w:val="left"/>
+      <w:pPr>
+        <w:ind w:left="880" w:hanging="440"/>
+      </w:pPr>
+    </w:lvl>
+    <w:lvl w:ilvl="2" w:tplc="0409001B" w:tentative="1">
+      <w:start w:val="1"/>
+      <w:numFmt w:val="lowerRoman"/>
+      <w:lvlText w:val="%3."/>
+      <w:lvlJc w:val="right"/>
+      <w:pPr>
+        <w:ind w:left="1320" w:hanging="440"/>
+      </w:pPr>
+    </w:lvl>
+    <w:lvl w:ilvl="3" w:tplc="0409000F" w:tentative="1">
+      <w:start w:val="1"/>
+      <w:numFmt w:val="decimal"/>
+      <w:lvlText w:val="%4."/>
+      <w:lvlJc w:val="left"/>
+      <w:pPr>
+        <w:ind w:left="1760" w:hanging="440"/>
+      </w:pPr>
+    </w:lvl>
+    <w:lvl w:ilvl="4" w:tplc="04090019" w:tentative="1">
+      <w:start w:val="1"/>
+      <w:numFmt w:val="lowerLetter"/>
+      <w:lvlText w:val="%5)"/>
+      <w:lvlJc w:val="left"/>
+      <w:pPr>
+        <w:ind w:left="2200" w:hanging="440"/>
+      </w:pPr>
+    </w:lvl>
+    <w:lvl w:ilvl="5" w:tplc="0409001B" w:tentative="1">
+      <w:start w:val="1"/>
+      <w:numFmt w:val="lowerRoman"/>
+      <w:lvlText w:val="%6."/>
+      <w:lvlJc w:val="right"/>
+      <w:pPr>
+        <w:ind w:left="2640" w:hanging="440"/>
+      </w:pPr>
+    </w:lvl>
+    <w:lvl w:ilvl="6" w:tplc="0409000F" w:tentative="1">
+      <w:start w:val="1"/>
+      <w:numFmt w:val="decimal"/>
+      <w:lvlText w:val="%7."/>
+      <w:lvlJc w:val="left"/>
+      <w:pPr>
+        <w:ind w:left="3080" w:hanging="440"/>
+      </w:pPr>
+    </w:lvl>
+    <w:lvl w:ilvl="7" w:tplc="04090019" w:tentative="1">
+      <w:start w:val="1"/>
+      <w:numFmt w:val="lowerLetter"/>
+      <w:lvlText w:val="%8)"/>
+      <w:lvlJc w:val="left"/>
+      <w:pPr>
+        <w:ind w:left="3520" w:hanging="440"/>
+      </w:pPr>
+    </w:lvl>
+    <w:lvl w:ilvl="8" w:tplc="0409001B" w:tentative="1">
+      <w:start w:val="1"/>
+      <w:numFmt w:val="lowerRoman"/>
+      <w:lvlText w:val="%9."/>
+      <w:lvlJc w:val="right"/>
+      <w:pPr>
+        <w:ind w:left="3960" w:hanging="440"/>
+      </w:pPr>
     </w:lvl>
   </w:abstractNum>
   <w:num w:numId="1" w16cid:durableId="1350326621">
@@ -7074,6 +8519,9 @@
   </w:num>
   <w:num w:numId="9" w16cid:durableId="433550073">
     <w:abstractNumId w:val="0"/>
+  </w:num>
+  <w:num w:numId="10" w16cid:durableId="1146095038">
+    <w:abstractNumId w:val="9"/>
   </w:num>
 </w:numbering>
 </file>
